--- a/resources/views/carbone/factura_venta.docx
+++ b/resources/views/carbone/factura_venta.docx
@@ -6,7 +6,2526 @@
       <w:pPr>
         <w:pStyle w:val="Normal"/>
         <w:bidi w:val="0"/>
+        <w:rPr/>
+      </w:pPr>
+      <w:r>
+        <mc:AlternateContent>
+          <mc:Choice Requires="wps">
+            <w:drawing>
+              <wp:anchor distT="0" distB="0" distL="0" distR="0" simplePos="0" relativeHeight="5" behindDoc="0" locked="0" layoutInCell="1" allowOverlap="1">
+                <wp:simplePos x="0" y="0"/>
+                <wp:positionH relativeFrom="column">
+                  <wp:posOffset>779145</wp:posOffset>
+                </wp:positionH>
+                <wp:positionV relativeFrom="paragraph">
+                  <wp:posOffset>405130</wp:posOffset>
+                </wp:positionV>
+                <wp:extent cx="1074420" cy="126365"/>
+                <wp:effectExtent l="0" t="0" r="0" b="0"/>
+                <wp:wrapNone/>
+                <wp:docPr id="1" name="Text Frame 3"/>
+                <a:graphic xmlns:a="http://schemas.openxmlformats.org/drawingml/2006/main">
+                  <a:graphicData uri="http://schemas.microsoft.com/office/word/2010/wordprocessingShape">
+                    <wps:wsp>
+                      <wps:cNvSpPr txBox="1"/>
+                      <wps:spPr>
+                        <a:xfrm>
+                          <a:off x="0" y="0"/>
+                          <a:ext cx="1074600" cy="126360"/>
+                        </a:xfrm>
+                        <a:prstGeom prst="rect">
+                          <a:avLst/>
+                        </a:prstGeom>
+                        <a:noFill/>
+                        <a:ln w="0">
+                          <a:noFill/>
+                        </a:ln>
+                      </wps:spPr>
+                      <wps:txbx>
+                        <w:txbxContent>
+                          <w:p>
+                            <w:pPr>
+                              <w:overflowPunct w:val="false"/>
+                              <w:bidi w:val="0"/>
+                              <w:rPr/>
+                            </w:pPr>
+                            <w:r>
+                              <w:rPr>
+                                <w:rFonts w:ascii="Inter 18pt" w:hAnsi="Inter 18pt"/>
+                                <w:sz w:val="16"/>
+                                <w:szCs w:val="16"/>
+                              </w:rPr>
+                              <w:t>Tienda de informática</w:t>
+                            </w:r>
+                          </w:p>
+                        </w:txbxContent>
+                      </wps:txbx>
+                      <wps:bodyPr wrap="square" lIns="0" tIns="0" rIns="0" bIns="0" anchor="t">
+                        <a:noAutofit/>
+                      </wps:bodyPr>
+                    </wps:wsp>
+                  </a:graphicData>
+                </a:graphic>
+              </wp:anchor>
+            </w:drawing>
+          </mc:Choice>
+          <mc:Fallback>
+            <w:pict>
+              <v:shapetype id="_x0000_t202" coordsize="21600,21600" o:spt="202" path="m,l,21600l21600,21600l21600,xe">
+                <v:stroke joinstyle="miter"/>
+                <v:path gradientshapeok="t" o:connecttype="rect"/>
+              </v:shapetype>
+              <v:shape id="shape_0" stroked="f" o:allowincell="f" style="position:absolute;margin-left:61.35pt;margin-top:31.9pt;width:84.55pt;height:9.9pt;mso-wrap-style:square;v-text-anchor:top" type="_x0000_t202">
+                <v:textbox>
+                  <w:txbxContent>
+                    <w:p>
+                      <w:pPr>
+                        <w:overflowPunct w:val="false"/>
+                        <w:bidi w:val="0"/>
+                        <w:rPr/>
+                      </w:pPr>
+                      <w:r>
+                        <w:rPr>
+                          <w:rFonts w:ascii="Inter 18pt" w:hAnsi="Inter 18pt"/>
+                          <w:sz w:val="16"/>
+                          <w:szCs w:val="16"/>
+                        </w:rPr>
+                        <w:t>Tienda de informática</w:t>
+                      </w:r>
+                    </w:p>
+                  </w:txbxContent>
+                </v:textbox>
+                <v:fill o:detectmouseclick="t" on="false"/>
+                <v:stroke color="black" joinstyle="round" endcap="flat"/>
+                <w10:wrap type="none"/>
+              </v:shape>
+            </w:pict>
+          </mc:Fallback>
+        </mc:AlternateContent>
+        <mc:AlternateContent>
+          <mc:Choice Requires="wps">
+            <w:drawing>
+              <wp:anchor distT="0" distB="0" distL="0" distR="0" simplePos="0" relativeHeight="6" behindDoc="0" locked="0" layoutInCell="1" allowOverlap="1">
+                <wp:simplePos x="0" y="0"/>
+                <wp:positionH relativeFrom="column">
+                  <wp:posOffset>4932045</wp:posOffset>
+                </wp:positionH>
+                <wp:positionV relativeFrom="paragraph">
+                  <wp:posOffset>24765</wp:posOffset>
+                </wp:positionV>
+                <wp:extent cx="1199515" cy="514985"/>
+                <wp:effectExtent l="0" t="0" r="0" b="0"/>
+                <wp:wrapNone/>
+                <wp:docPr id="2" name="Text Frame 4"/>
+                <a:graphic xmlns:a="http://schemas.openxmlformats.org/drawingml/2006/main">
+                  <a:graphicData uri="http://schemas.microsoft.com/office/word/2010/wordprocessingShape">
+                    <wps:wsp>
+                      <wps:cNvSpPr txBox="1"/>
+                      <wps:spPr>
+                        <a:xfrm>
+                          <a:off x="0" y="0"/>
+                          <a:ext cx="1199520" cy="515160"/>
+                        </a:xfrm>
+                        <a:prstGeom prst="rect">
+                          <a:avLst/>
+                        </a:prstGeom>
+                        <a:noFill/>
+                        <a:ln w="0">
+                          <a:noFill/>
+                        </a:ln>
+                      </wps:spPr>
+                      <wps:txbx>
+                        <w:txbxContent>
+                          <w:p>
+                            <w:pPr>
+                              <w:overflowPunct w:val="false"/>
+                              <w:bidi w:val="0"/>
+                              <w:rPr/>
+                            </w:pPr>
+                            <w:r>
+                              <w:rPr>
+                                <w:rFonts w:ascii="Inter 18pt Black" w:hAnsi="Inter 18pt Black"/>
+                                <w:color w:val="C9211E"/>
+                                <w:sz w:val="16"/>
+                                <w:szCs w:val="16"/>
+                              </w:rPr>
+                              <w:t>{d.nFactura}</w:t>
+                            </w:r>
+                          </w:p>
+                          <w:p>
+                            <w:pPr>
+                              <w:overflowPunct w:val="false"/>
+                              <w:bidi w:val="0"/>
+                              <w:spacing w:before="114" w:after="114"/>
+                              <w:rPr/>
+                            </w:pPr>
+                            <w:r>
+                              <w:rPr>
+                                <w:rFonts w:ascii="Inter 18pt" w:hAnsi="Inter 18pt"/>
+                                <w:sz w:val="16"/>
+                                <w:szCs w:val="16"/>
+                              </w:rPr>
+                              <w:t>Fecha: {d.Fecha_factura}</w:t>
+                            </w:r>
+                          </w:p>
+                          <w:p>
+                            <w:pPr>
+                              <w:overflowPunct w:val="false"/>
+                              <w:bidi w:val="0"/>
+                              <w:spacing w:before="114" w:after="114"/>
+                              <w:rPr/>
+                            </w:pPr>
+                            <w:r>
+                              <w:rPr>
+                                <w:rFonts w:ascii="Inter 18pt" w:hAnsi="Inter 18pt"/>
+                                <w:sz w:val="16"/>
+                                <w:szCs w:val="16"/>
+                              </w:rPr>
+                              <w:t>CIF: {d.CIF}</w:t>
+                            </w:r>
+                          </w:p>
+                        </w:txbxContent>
+                      </wps:txbx>
+                      <wps:bodyPr wrap="square" lIns="0" tIns="0" rIns="0" bIns="0" anchor="t">
+                        <a:noAutofit/>
+                      </wps:bodyPr>
+                    </wps:wsp>
+                  </a:graphicData>
+                </a:graphic>
+              </wp:anchor>
+            </w:drawing>
+          </mc:Choice>
+          <mc:Fallback>
+            <w:pict>
+              <v:shape id="shape_0" stroked="f" o:allowincell="f" style="position:absolute;margin-left:388.35pt;margin-top:1.95pt;width:94.4pt;height:40.5pt;mso-wrap-style:square;v-text-anchor:top" type="_x0000_t202">
+                <v:textbox>
+                  <w:txbxContent>
+                    <w:p>
+                      <w:pPr>
+                        <w:overflowPunct w:val="false"/>
+                        <w:bidi w:val="0"/>
+                        <w:rPr/>
+                      </w:pPr>
+                      <w:r>
+                        <w:rPr>
+                          <w:rFonts w:ascii="Inter 18pt Black" w:hAnsi="Inter 18pt Black"/>
+                          <w:color w:val="C9211E"/>
+                          <w:sz w:val="16"/>
+                          <w:szCs w:val="16"/>
+                        </w:rPr>
+                        <w:t>{d.nFactura}</w:t>
+                      </w:r>
+                    </w:p>
+                    <w:p>
+                      <w:pPr>
+                        <w:overflowPunct w:val="false"/>
+                        <w:bidi w:val="0"/>
+                        <w:spacing w:before="114" w:after="114"/>
+                        <w:rPr/>
+                      </w:pPr>
+                      <w:r>
+                        <w:rPr>
+                          <w:rFonts w:ascii="Inter 18pt" w:hAnsi="Inter 18pt"/>
+                          <w:sz w:val="16"/>
+                          <w:szCs w:val="16"/>
+                        </w:rPr>
+                        <w:t>Fecha: {d.Fecha_factura}</w:t>
+                      </w:r>
+                    </w:p>
+                    <w:p>
+                      <w:pPr>
+                        <w:overflowPunct w:val="false"/>
+                        <w:bidi w:val="0"/>
+                        <w:spacing w:before="114" w:after="114"/>
+                        <w:rPr/>
+                      </w:pPr>
+                      <w:r>
+                        <w:rPr>
+                          <w:rFonts w:ascii="Inter 18pt" w:hAnsi="Inter 18pt"/>
+                          <w:sz w:val="16"/>
+                          <w:szCs w:val="16"/>
+                        </w:rPr>
+                        <w:t>CIF: {d.CIF}</w:t>
+                      </w:r>
+                    </w:p>
+                  </w:txbxContent>
+                </v:textbox>
+                <v:fill o:detectmouseclick="t" on="false"/>
+                <v:stroke color="black" joinstyle="round" endcap="flat"/>
+                <w10:wrap type="none"/>
+              </v:shape>
+            </w:pict>
+          </mc:Fallback>
+        </mc:AlternateContent>
+        <mc:AlternateContent>
+          <mc:Choice Requires="wps">
+            <w:drawing>
+              <wp:anchor distT="0" distB="0" distL="0" distR="0" simplePos="0" relativeHeight="7" behindDoc="0" locked="0" layoutInCell="1" allowOverlap="1">
+                <wp:simplePos x="0" y="0"/>
+                <wp:positionH relativeFrom="column">
+                  <wp:posOffset>777240</wp:posOffset>
+                </wp:positionH>
+                <wp:positionV relativeFrom="paragraph">
+                  <wp:posOffset>583565</wp:posOffset>
+                </wp:positionV>
+                <wp:extent cx="1253490" cy="140970"/>
+                <wp:effectExtent l="0" t="0" r="0" b="0"/>
+                <wp:wrapNone/>
+                <wp:docPr id="3" name="Text Frame 5"/>
+                <a:graphic xmlns:a="http://schemas.openxmlformats.org/drawingml/2006/main">
+                  <a:graphicData uri="http://schemas.microsoft.com/office/word/2010/wordprocessingShape">
+                    <wps:wsp>
+                      <wps:cNvSpPr txBox="1"/>
+                      <wps:spPr>
+                        <a:xfrm>
+                          <a:off x="0" y="0"/>
+                          <a:ext cx="1253520" cy="141120"/>
+                        </a:xfrm>
+                        <a:prstGeom prst="rect">
+                          <a:avLst/>
+                        </a:prstGeom>
+                        <a:noFill/>
+                        <a:ln w="0">
+                          <a:noFill/>
+                        </a:ln>
+                      </wps:spPr>
+                      <wps:txbx>
+                        <w:txbxContent>
+                          <w:p>
+                            <w:pPr>
+                              <w:overflowPunct w:val="false"/>
+                              <w:bidi w:val="0"/>
+                              <w:rPr/>
+                            </w:pPr>
+                            <w:r>
+                              <w:rPr>
+                                <w:rFonts w:ascii="Inter 18pt Black" w:hAnsi="Inter 18pt Black"/>
+                                <w:color w:val="C9211E"/>
+                                <w:sz w:val="16"/>
+                                <w:szCs w:val="16"/>
+                              </w:rPr>
+                              <w:t>{d.cif}</w:t>
+                            </w:r>
+                          </w:p>
+                        </w:txbxContent>
+                      </wps:txbx>
+                      <wps:bodyPr wrap="square" lIns="0" tIns="0" rIns="0" bIns="0" anchor="t">
+                        <a:noAutofit/>
+                      </wps:bodyPr>
+                    </wps:wsp>
+                  </a:graphicData>
+                </a:graphic>
+              </wp:anchor>
+            </w:drawing>
+          </mc:Choice>
+          <mc:Fallback>
+            <w:pict>
+              <v:shape id="shape_0" stroked="f" o:allowincell="f" style="position:absolute;margin-left:61.2pt;margin-top:45.95pt;width:98.65pt;height:11.05pt;mso-wrap-style:square;v-text-anchor:top" type="_x0000_t202">
+                <v:textbox>
+                  <w:txbxContent>
+                    <w:p>
+                      <w:pPr>
+                        <w:overflowPunct w:val="false"/>
+                        <w:bidi w:val="0"/>
+                        <w:rPr/>
+                      </w:pPr>
+                      <w:r>
+                        <w:rPr>
+                          <w:rFonts w:ascii="Inter 18pt Black" w:hAnsi="Inter 18pt Black"/>
+                          <w:color w:val="C9211E"/>
+                          <w:sz w:val="16"/>
+                          <w:szCs w:val="16"/>
+                        </w:rPr>
+                        <w:t>{d.cif}</w:t>
+                      </w:r>
+                    </w:p>
+                  </w:txbxContent>
+                </v:textbox>
+                <v:fill o:detectmouseclick="t" on="false"/>
+                <v:stroke color="black" joinstyle="round" endcap="flat"/>
+                <w10:wrap type="none"/>
+              </v:shape>
+            </w:pict>
+          </mc:Fallback>
+        </mc:AlternateContent>
+        <w:drawing>
+          <wp:anchor distT="0" distB="0" distL="0" distR="0" simplePos="0" relativeHeight="3" behindDoc="0" locked="0" layoutInCell="0" allowOverlap="1">
+            <wp:simplePos x="0" y="0"/>
+            <wp:positionH relativeFrom="column">
+              <wp:posOffset>8255</wp:posOffset>
+            </wp:positionH>
+            <wp:positionV relativeFrom="paragraph">
+              <wp:posOffset>12065</wp:posOffset>
+            </wp:positionV>
+            <wp:extent cx="711200" cy="715645"/>
+            <wp:effectExtent l="0" t="0" r="0" b="0"/>
+            <wp:wrapSquare wrapText="largest"/>
+            <wp:docPr id="4" name="Image1"/>
+            <wp:cNvGraphicFramePr>
+              <a:graphicFrameLocks xmlns:a="http://schemas.openxmlformats.org/drawingml/2006/main" noChangeAspect="1"/>
+            </wp:cNvGraphicFramePr>
+            <a:graphic xmlns:a="http://schemas.openxmlformats.org/drawingml/2006/main">
+              <a:graphicData uri="http://schemas.openxmlformats.org/drawingml/2006/picture">
+                <pic:pic xmlns:pic="http://schemas.openxmlformats.org/drawingml/2006/picture">
+                  <pic:nvPicPr>
+                    <pic:cNvPr id="4" name="Image1"/>
+                    <pic:cNvPicPr>
+                      <a:picLocks noChangeAspect="1" noChangeArrowheads="1"/>
+                    </pic:cNvPicPr>
+                  </pic:nvPicPr>
+                  <pic:blipFill>
+                    <a:blip r:embed="rId2"/>
+                    <a:srcRect l="26442" t="16615" r="24764" b="34266"/>
+                    <a:stretch>
+                      <a:fillRect/>
+                    </a:stretch>
+                  </pic:blipFill>
+                  <pic:spPr bwMode="auto">
+                    <a:xfrm>
+                      <a:off x="0" y="0"/>
+                      <a:ext cx="711200" cy="715645"/>
+                    </a:xfrm>
+                    <a:prstGeom prst="rect">
+                      <a:avLst/>
+                    </a:prstGeom>
+                    <a:noFill/>
+                  </pic:spPr>
+                </pic:pic>
+              </a:graphicData>
+            </a:graphic>
+          </wp:anchor>
+        </w:drawing>
+        <w:drawing>
+          <wp:anchor distT="0" distB="0" distL="0" distR="0" simplePos="0" relativeHeight="4" behindDoc="0" locked="0" layoutInCell="0" allowOverlap="1">
+            <wp:simplePos x="0" y="0"/>
+            <wp:positionH relativeFrom="column">
+              <wp:posOffset>766445</wp:posOffset>
+            </wp:positionH>
+            <wp:positionV relativeFrom="paragraph">
+              <wp:posOffset>31115</wp:posOffset>
+            </wp:positionV>
+            <wp:extent cx="1629410" cy="335915"/>
+            <wp:effectExtent l="0" t="0" r="0" b="0"/>
+            <wp:wrapSquare wrapText="largest"/>
+            <wp:docPr id="5" name="Image1 Copy 1"/>
+            <wp:cNvGraphicFramePr>
+              <a:graphicFrameLocks xmlns:a="http://schemas.openxmlformats.org/drawingml/2006/main" noChangeAspect="1"/>
+            </wp:cNvGraphicFramePr>
+            <a:graphic xmlns:a="http://schemas.openxmlformats.org/drawingml/2006/main">
+              <a:graphicData uri="http://schemas.openxmlformats.org/drawingml/2006/picture">
+                <pic:pic xmlns:pic="http://schemas.openxmlformats.org/drawingml/2006/picture">
+                  <pic:nvPicPr>
+                    <pic:cNvPr id="5" name="Image1 Copy 1"/>
+                    <pic:cNvPicPr>
+                      <a:picLocks noChangeAspect="1" noChangeArrowheads="1"/>
+                    </pic:cNvPicPr>
+                  </pic:nvPicPr>
+                  <pic:blipFill>
+                    <a:blip r:embed="rId3"/>
+                    <a:srcRect l="10651" t="68078" r="11490" b="15844"/>
+                    <a:stretch>
+                      <a:fillRect/>
+                    </a:stretch>
+                  </pic:blipFill>
+                  <pic:spPr bwMode="auto">
+                    <a:xfrm>
+                      <a:off x="0" y="0"/>
+                      <a:ext cx="1629410" cy="335915"/>
+                    </a:xfrm>
+                    <a:prstGeom prst="rect">
+                      <a:avLst/>
+                    </a:prstGeom>
+                    <a:noFill/>
+                  </pic:spPr>
+                </pic:pic>
+              </a:graphicData>
+            </a:graphic>
+          </wp:anchor>
+        </w:drawing>
+      </w:r>
+      <w:r>
+        <w:rPr/>
+        <w:t xml:space="preserve">  </w:t>
+      </w:r>
+    </w:p>
+    <w:p>
+      <w:pPr>
+        <w:pStyle w:val="Normal"/>
+        <w:bidi w:val="0"/>
+        <w:rPr/>
+      </w:pPr>
+      <w:r>
+        <w:rPr/>
+      </w:r>
+    </w:p>
+    <w:p>
+      <w:pPr>
+        <w:pStyle w:val="Normal"/>
+        <w:bidi w:val="0"/>
+        <w:rPr/>
+      </w:pPr>
+      <w:r>
+        <w:rPr/>
+      </w:r>
+    </w:p>
+    <w:p>
+      <w:pPr>
+        <w:pStyle w:val="Normal"/>
+        <w:bidi w:val="0"/>
+        <w:rPr/>
+      </w:pPr>
+      <w:r>
+        <w:rPr/>
+      </w:r>
+    </w:p>
+    <w:p>
+      <w:pPr>
+        <w:pStyle w:val="Normal"/>
+        <w:bidi w:val="0"/>
+        <w:rPr/>
+      </w:pPr>
+      <w:r>
+        <w:rPr/>
+        <mc:AlternateContent>
+          <mc:Choice Requires="wps">
+            <w:drawing>
+              <wp:anchor distT="0" distB="0" distL="0" distR="0" simplePos="0" relativeHeight="8" behindDoc="0" locked="0" layoutInCell="1" allowOverlap="1">
+                <wp:simplePos x="0" y="0"/>
+                <wp:positionH relativeFrom="column">
+                  <wp:posOffset>21590</wp:posOffset>
+                </wp:positionH>
+                <wp:positionV relativeFrom="paragraph">
+                  <wp:posOffset>99060</wp:posOffset>
+                </wp:positionV>
+                <wp:extent cx="6111875" cy="0"/>
+                <wp:effectExtent l="8890" t="8890" r="8890" b="8890"/>
+                <wp:wrapNone/>
+                <wp:docPr id="6" name="Horizontal line 1"/>
+                <a:graphic xmlns:a="http://schemas.openxmlformats.org/drawingml/2006/main">
+                  <a:graphicData uri="http://schemas.microsoft.com/office/word/2010/wordprocessingShape">
+                    <wps:wsp>
+                      <wps:cNvSpPr/>
+                      <wps:spPr>
+                        <a:xfrm>
+                          <a:off x="0" y="0"/>
+                          <a:ext cx="6111720" cy="0"/>
+                        </a:xfrm>
+                        <a:prstGeom prst="line">
+                          <a:avLst/>
+                        </a:prstGeom>
+                        <a:ln w="17640">
+                          <a:solidFill>
+                            <a:srgbClr val="FF0000"/>
+                          </a:solidFill>
+                          <a:round/>
+                        </a:ln>
+                      </wps:spPr>
+                      <wps:style>
+                        <a:lnRef idx="0"/>
+                        <a:fillRef idx="0"/>
+                        <a:effectRef idx="0"/>
+                        <a:fontRef idx="minor"/>
+                      </wps:style>
+                      <wps:bodyPr/>
+                    </wps:wsp>
+                  </a:graphicData>
+                </a:graphic>
+              </wp:anchor>
+            </w:drawing>
+          </mc:Choice>
+          <mc:Fallback>
+            <w:pict>
+              <v:line id="shape_0" from="1.7pt,7.8pt" to="482.9pt,7.8pt" stroked="t" o:allowincell="f" style="position:absolute">
+                <v:stroke color="red" weight="17640" joinstyle="round" endcap="flat"/>
+                <v:fill o:detectmouseclick="t" on="false"/>
+                <w10:wrap type="none"/>
+              </v:line>
+            </w:pict>
+          </mc:Fallback>
+        </mc:AlternateContent>
+      </w:r>
+    </w:p>
+    <w:p>
+      <w:pPr>
+        <w:pStyle w:val="Normal"/>
+        <w:bidi w:val="0"/>
+        <w:rPr/>
+      </w:pPr>
+      <w:r>
+        <w:rPr/>
+        <mc:AlternateContent>
+          <mc:Choice Requires="wps">
+            <w:drawing>
+              <wp:anchor distT="0" distB="0" distL="0" distR="0" simplePos="0" relativeHeight="2" behindDoc="0" locked="0" layoutInCell="1" allowOverlap="1">
+                <wp:simplePos x="0" y="0"/>
+                <wp:positionH relativeFrom="column">
+                  <wp:posOffset>57150</wp:posOffset>
+                </wp:positionH>
+                <wp:positionV relativeFrom="paragraph">
+                  <wp:posOffset>90805</wp:posOffset>
+                </wp:positionV>
+                <wp:extent cx="2430145" cy="1112520"/>
+                <wp:effectExtent l="35560" t="15875" r="0" b="0"/>
+                <wp:wrapNone/>
+                <wp:docPr id="7" name="Text Frame 2"/>
+                <a:graphic xmlns:a="http://schemas.openxmlformats.org/drawingml/2006/main">
+                  <a:graphicData uri="http://schemas.microsoft.com/office/word/2010/wordprocessingShape">
+                    <wps:wsp>
+                      <wps:cNvSpPr txBox="1"/>
+                      <wps:spPr>
+                        <a:xfrm>
+                          <a:off x="0" y="0"/>
+                          <a:ext cx="2430000" cy="1112400"/>
+                        </a:xfrm>
+                        <a:prstGeom prst="rect">
+                          <a:avLst/>
+                        </a:prstGeom>
+                        <a:noFill/>
+                        <a:ln w="29160">
+                          <a:noFill/>
+                        </a:ln>
+                      </wps:spPr>
+                      <wps:txbx>
+                        <w:txbxContent>
+                          <w:p>
+                            <w:pPr>
+                              <w:overflowPunct w:val="false"/>
+                              <w:bidi w:val="0"/>
+                              <w:spacing w:before="0" w:after="57"/>
+                              <w:ind w:start="0" w:end="113" w:hanging="0"/>
+                              <w:jc w:val="both"/>
+                              <w:rPr/>
+                            </w:pPr>
+                            <w:r>
+                              <w:rPr>
+                                <w:rFonts w:ascii="Inter 24pt Medium" w:hAnsi="Inter 24pt Medium"/>
+                                <w:b/>
+                                <w:bCs/>
+                                <w:color w:val="C9211E"/>
+                                <w:spacing w:val="12"/>
+                                <w:sz w:val="16"/>
+                                <w:szCs w:val="16"/>
+                              </w:rPr>
+                              <w:t>CLIENTE</w:t>
+                            </w:r>
+                          </w:p>
+                          <w:p>
+                            <w:pPr>
+                              <w:overflowPunct w:val="false"/>
+                              <w:bidi w:val="0"/>
+                              <w:spacing w:before="0" w:after="57"/>
+                              <w:ind w:start="0" w:end="0" w:hanging="0"/>
+                              <w:jc w:val="both"/>
+                              <w:rPr/>
+                            </w:pPr>
+                            <w:r>
+                              <w:rPr>
+                                <w:rFonts w:ascii="Inter 18pt" w:hAnsi="Inter 18pt"/>
+                                <w:b/>
+                                <w:bCs/>
+                                <w:color w:val="808080"/>
+                                <w:sz w:val="16"/>
+                                <w:szCs w:val="16"/>
+                              </w:rPr>
+                              <w:t>NOMBRE:</w:t>
+                            </w:r>
+                            <w:r>
+                              <w:rPr>
+                                <w:rFonts w:ascii="Inter 18pt" w:hAnsi="Inter 18pt"/>
+                                <w:color w:val="999999"/>
+                                <w:sz w:val="16"/>
+                                <w:szCs w:val="16"/>
+                              </w:rPr>
+                              <w:t xml:space="preserve"> </w:t>
+                            </w:r>
+                            <w:r>
+                              <w:rPr>
+                                <w:rFonts w:ascii="Inter 18pt" w:hAnsi="Inter 18pt"/>
+                                <w:sz w:val="16"/>
+                                <w:szCs w:val="16"/>
+                              </w:rPr>
+                              <w:t>{d.cliente_nombre}</w:t>
+                            </w:r>
+                          </w:p>
+                          <w:p>
+                            <w:pPr>
+                              <w:overflowPunct w:val="false"/>
+                              <w:bidi w:val="0"/>
+                              <w:spacing w:before="0" w:after="57"/>
+                              <w:ind w:start="0" w:end="0" w:hanging="0"/>
+                              <w:jc w:val="both"/>
+                              <w:rPr/>
+                            </w:pPr>
+                            <w:r>
+                              <w:rPr>
+                                <w:rFonts w:ascii="Inter 18pt" w:hAnsi="Inter 18pt"/>
+                                <w:b/>
+                                <w:bCs/>
+                                <w:color w:val="808080"/>
+                                <w:sz w:val="16"/>
+                                <w:szCs w:val="16"/>
+                              </w:rPr>
+                              <w:t>DNI:</w:t>
+                            </w:r>
+                            <w:r>
+                              <w:rPr>
+                                <w:rFonts w:ascii="Inter 18pt" w:hAnsi="Inter 18pt"/>
+                                <w:sz w:val="16"/>
+                                <w:szCs w:val="16"/>
+                              </w:rPr>
+                              <w:t xml:space="preserve"> {d.cliente_dni}</w:t>
+                            </w:r>
+                          </w:p>
+                          <w:p>
+                            <w:pPr>
+                              <w:overflowPunct w:val="false"/>
+                              <w:bidi w:val="0"/>
+                              <w:spacing w:before="0" w:after="57"/>
+                              <w:ind w:start="0" w:end="0" w:hanging="0"/>
+                              <w:jc w:val="both"/>
+                              <w:rPr/>
+                            </w:pPr>
+                            <w:r>
+                              <w:rPr>
+                                <w:rFonts w:ascii="Inter 18pt" w:hAnsi="Inter 18pt"/>
+                                <w:b/>
+                                <w:bCs/>
+                                <w:color w:val="808080"/>
+                                <w:sz w:val="16"/>
+                                <w:szCs w:val="16"/>
+                              </w:rPr>
+                              <w:t>EMAIL :</w:t>
+                            </w:r>
+                            <w:r>
+                              <w:rPr>
+                                <w:rFonts w:ascii="Inter 18pt" w:hAnsi="Inter 18pt"/>
+                                <w:sz w:val="16"/>
+                                <w:szCs w:val="16"/>
+                              </w:rPr>
+                              <w:t xml:space="preserve"> {d.cliente_correo}</w:t>
+                            </w:r>
+                          </w:p>
+                          <w:p>
+                            <w:pPr>
+                              <w:overflowPunct w:val="false"/>
+                              <w:bidi w:val="0"/>
+                              <w:spacing w:before="0" w:after="57"/>
+                              <w:ind w:start="0" w:end="0" w:hanging="0"/>
+                              <w:jc w:val="both"/>
+                              <w:rPr/>
+                            </w:pPr>
+                            <w:r>
+                              <w:rPr>
+                                <w:rFonts w:ascii="Inter 18pt" w:hAnsi="Inter 18pt"/>
+                                <w:b/>
+                                <w:bCs/>
+                                <w:color w:val="808080"/>
+                                <w:sz w:val="16"/>
+                                <w:szCs w:val="16"/>
+                              </w:rPr>
+                              <w:t>TELÉFONO :</w:t>
+                            </w:r>
+                            <w:r>
+                              <w:rPr>
+                                <w:rFonts w:ascii="Inter 18pt" w:hAnsi="Inter 18pt"/>
+                                <w:sz w:val="16"/>
+                                <w:szCs w:val="16"/>
+                              </w:rPr>
+                              <w:t xml:space="preserve">  {d.cliente_telf}</w:t>
+                            </w:r>
+                          </w:p>
+                          <w:p>
+                            <w:pPr>
+                              <w:overflowPunct w:val="false"/>
+                              <w:bidi w:val="0"/>
+                              <w:spacing w:before="0" w:after="57"/>
+                              <w:ind w:start="0" w:end="0" w:hanging="0"/>
+                              <w:jc w:val="both"/>
+                              <w:rPr/>
+                            </w:pPr>
+                            <w:r>
+                              <w:rPr>
+                                <w:rFonts w:ascii="Inter 18pt" w:hAnsi="Inter 18pt"/>
+                                <w:b/>
+                                <w:bCs/>
+                                <w:color w:val="808080"/>
+                                <w:sz w:val="16"/>
+                                <w:szCs w:val="16"/>
+                              </w:rPr>
+                              <w:t xml:space="preserve">CORRÉO: </w:t>
+                            </w:r>
+                            <w:r>
+                              <w:rPr>
+                                <w:rFonts w:ascii="Inter 18pt" w:hAnsi="Inter 18pt"/>
+                                <w:sz w:val="16"/>
+                                <w:szCs w:val="16"/>
+                              </w:rPr>
+                              <w:t>{d.cliente_correo}</w:t>
+                            </w:r>
+                          </w:p>
+                        </w:txbxContent>
+                      </wps:txbx>
+                      <wps:bodyPr wrap="square" lIns="-38880" tIns="-38880" rIns="-38880" bIns="-38880" anchor="t">
+                        <a:noAutofit/>
+                      </wps:bodyPr>
+                    </wps:wsp>
+                  </a:graphicData>
+                </a:graphic>
+              </wp:anchor>
+            </w:drawing>
+          </mc:Choice>
+          <mc:Fallback>
+            <w:pict>
+              <v:shape id="shape_0" stroked="f" o:allowincell="f" style="position:absolute;margin-left:4.5pt;margin-top:7.15pt;width:191.3pt;height:87.55pt;mso-wrap-style:square;v-text-anchor:top" type="_x0000_t202">
+                <v:textbox>
+                  <w:txbxContent>
+                    <w:p>
+                      <w:pPr>
+                        <w:overflowPunct w:val="false"/>
+                        <w:bidi w:val="0"/>
+                        <w:spacing w:before="0" w:after="57"/>
+                        <w:ind w:start="0" w:end="113" w:hanging="0"/>
+                        <w:jc w:val="both"/>
+                        <w:rPr/>
+                      </w:pPr>
+                      <w:r>
+                        <w:rPr>
+                          <w:rFonts w:ascii="Inter 24pt Medium" w:hAnsi="Inter 24pt Medium"/>
+                          <w:b/>
+                          <w:bCs/>
+                          <w:color w:val="C9211E"/>
+                          <w:spacing w:val="12"/>
+                          <w:sz w:val="16"/>
+                          <w:szCs w:val="16"/>
+                        </w:rPr>
+                        <w:t>CLIENTE</w:t>
+                      </w:r>
+                    </w:p>
+                    <w:p>
+                      <w:pPr>
+                        <w:overflowPunct w:val="false"/>
+                        <w:bidi w:val="0"/>
+                        <w:spacing w:before="0" w:after="57"/>
+                        <w:ind w:start="0" w:end="0" w:hanging="0"/>
+                        <w:jc w:val="both"/>
+                        <w:rPr/>
+                      </w:pPr>
+                      <w:r>
+                        <w:rPr>
+                          <w:rFonts w:ascii="Inter 18pt" w:hAnsi="Inter 18pt"/>
+                          <w:b/>
+                          <w:bCs/>
+                          <w:color w:val="808080"/>
+                          <w:sz w:val="16"/>
+                          <w:szCs w:val="16"/>
+                        </w:rPr>
+                        <w:t>NOMBRE:</w:t>
+                      </w:r>
+                      <w:r>
+                        <w:rPr>
+                          <w:rFonts w:ascii="Inter 18pt" w:hAnsi="Inter 18pt"/>
+                          <w:color w:val="999999"/>
+                          <w:sz w:val="16"/>
+                          <w:szCs w:val="16"/>
+                        </w:rPr>
+                        <w:t xml:space="preserve"> </w:t>
+                      </w:r>
+                      <w:r>
+                        <w:rPr>
+                          <w:rFonts w:ascii="Inter 18pt" w:hAnsi="Inter 18pt"/>
+                          <w:sz w:val="16"/>
+                          <w:szCs w:val="16"/>
+                        </w:rPr>
+                        <w:t>{d.cliente_nombre}</w:t>
+                      </w:r>
+                    </w:p>
+                    <w:p>
+                      <w:pPr>
+                        <w:overflowPunct w:val="false"/>
+                        <w:bidi w:val="0"/>
+                        <w:spacing w:before="0" w:after="57"/>
+                        <w:ind w:start="0" w:end="0" w:hanging="0"/>
+                        <w:jc w:val="both"/>
+                        <w:rPr/>
+                      </w:pPr>
+                      <w:r>
+                        <w:rPr>
+                          <w:rFonts w:ascii="Inter 18pt" w:hAnsi="Inter 18pt"/>
+                          <w:b/>
+                          <w:bCs/>
+                          <w:color w:val="808080"/>
+                          <w:sz w:val="16"/>
+                          <w:szCs w:val="16"/>
+                        </w:rPr>
+                        <w:t>DNI:</w:t>
+                      </w:r>
+                      <w:r>
+                        <w:rPr>
+                          <w:rFonts w:ascii="Inter 18pt" w:hAnsi="Inter 18pt"/>
+                          <w:sz w:val="16"/>
+                          <w:szCs w:val="16"/>
+                        </w:rPr>
+                        <w:t xml:space="preserve"> {d.cliente_dni}</w:t>
+                      </w:r>
+                    </w:p>
+                    <w:p>
+                      <w:pPr>
+                        <w:overflowPunct w:val="false"/>
+                        <w:bidi w:val="0"/>
+                        <w:spacing w:before="0" w:after="57"/>
+                        <w:ind w:start="0" w:end="0" w:hanging="0"/>
+                        <w:jc w:val="both"/>
+                        <w:rPr/>
+                      </w:pPr>
+                      <w:r>
+                        <w:rPr>
+                          <w:rFonts w:ascii="Inter 18pt" w:hAnsi="Inter 18pt"/>
+                          <w:b/>
+                          <w:bCs/>
+                          <w:color w:val="808080"/>
+                          <w:sz w:val="16"/>
+                          <w:szCs w:val="16"/>
+                        </w:rPr>
+                        <w:t>EMAIL :</w:t>
+                      </w:r>
+                      <w:r>
+                        <w:rPr>
+                          <w:rFonts w:ascii="Inter 18pt" w:hAnsi="Inter 18pt"/>
+                          <w:sz w:val="16"/>
+                          <w:szCs w:val="16"/>
+                        </w:rPr>
+                        <w:t xml:space="preserve"> {d.cliente_correo}</w:t>
+                      </w:r>
+                    </w:p>
+                    <w:p>
+                      <w:pPr>
+                        <w:overflowPunct w:val="false"/>
+                        <w:bidi w:val="0"/>
+                        <w:spacing w:before="0" w:after="57"/>
+                        <w:ind w:start="0" w:end="0" w:hanging="0"/>
+                        <w:jc w:val="both"/>
+                        <w:rPr/>
+                      </w:pPr>
+                      <w:r>
+                        <w:rPr>
+                          <w:rFonts w:ascii="Inter 18pt" w:hAnsi="Inter 18pt"/>
+                          <w:b/>
+                          <w:bCs/>
+                          <w:color w:val="808080"/>
+                          <w:sz w:val="16"/>
+                          <w:szCs w:val="16"/>
+                        </w:rPr>
+                        <w:t>TELÉFONO :</w:t>
+                      </w:r>
+                      <w:r>
+                        <w:rPr>
+                          <w:rFonts w:ascii="Inter 18pt" w:hAnsi="Inter 18pt"/>
+                          <w:sz w:val="16"/>
+                          <w:szCs w:val="16"/>
+                        </w:rPr>
+                        <w:t xml:space="preserve">  {d.cliente_telf}</w:t>
+                      </w:r>
+                    </w:p>
+                    <w:p>
+                      <w:pPr>
+                        <w:overflowPunct w:val="false"/>
+                        <w:bidi w:val="0"/>
+                        <w:spacing w:before="0" w:after="57"/>
+                        <w:ind w:start="0" w:end="0" w:hanging="0"/>
+                        <w:jc w:val="both"/>
+                        <w:rPr/>
+                      </w:pPr>
+                      <w:r>
+                        <w:rPr>
+                          <w:rFonts w:ascii="Inter 18pt" w:hAnsi="Inter 18pt"/>
+                          <w:b/>
+                          <w:bCs/>
+                          <w:color w:val="808080"/>
+                          <w:sz w:val="16"/>
+                          <w:szCs w:val="16"/>
+                        </w:rPr>
+                        <w:t xml:space="preserve">CORRÉO: </w:t>
+                      </w:r>
+                      <w:r>
+                        <w:rPr>
+                          <w:rFonts w:ascii="Inter 18pt" w:hAnsi="Inter 18pt"/>
+                          <w:sz w:val="16"/>
+                          <w:szCs w:val="16"/>
+                        </w:rPr>
+                        <w:t>{d.cliente_correo}</w:t>
+                      </w:r>
+                    </w:p>
+                  </w:txbxContent>
+                </v:textbox>
+                <v:fill o:detectmouseclick="t" on="false"/>
+                <v:stroke color="#bf0041" weight="29160" joinstyle="round" endcap="flat"/>
+                <w10:wrap type="none"/>
+              </v:shape>
+            </w:pict>
+          </mc:Fallback>
+        </mc:AlternateContent>
+        <mc:AlternateContent>
+          <mc:Choice Requires="wps">
+            <w:drawing>
+              <wp:anchor distT="0" distB="0" distL="0" distR="0" simplePos="0" relativeHeight="9" behindDoc="0" locked="0" layoutInCell="1" allowOverlap="1">
+                <wp:simplePos x="0" y="0"/>
+                <wp:positionH relativeFrom="column">
+                  <wp:posOffset>3751580</wp:posOffset>
+                </wp:positionH>
+                <wp:positionV relativeFrom="paragraph">
+                  <wp:posOffset>90805</wp:posOffset>
+                </wp:positionV>
+                <wp:extent cx="2430145" cy="621665"/>
+                <wp:effectExtent l="32385" t="36195" r="0" b="0"/>
+                <wp:wrapNone/>
+                <wp:docPr id="8" name="Text Frame 7"/>
+                <a:graphic xmlns:a="http://schemas.openxmlformats.org/drawingml/2006/main">
+                  <a:graphicData uri="http://schemas.microsoft.com/office/word/2010/wordprocessingShape">
+                    <wps:wsp>
+                      <wps:cNvSpPr txBox="1"/>
+                      <wps:spPr>
+                        <a:xfrm>
+                          <a:off x="0" y="0"/>
+                          <a:ext cx="2430000" cy="621720"/>
+                        </a:xfrm>
+                        <a:prstGeom prst="rect">
+                          <a:avLst/>
+                        </a:prstGeom>
+                        <a:noFill/>
+                        <a:ln w="29160">
+                          <a:noFill/>
+                        </a:ln>
+                      </wps:spPr>
+                      <wps:txbx>
+                        <w:txbxContent>
+                          <w:p>
+                            <w:pPr>
+                              <w:overflowPunct w:val="false"/>
+                              <w:bidi w:val="0"/>
+                              <w:spacing w:before="0" w:after="57"/>
+                              <w:ind w:start="0" w:end="113" w:hanging="0"/>
+                              <w:jc w:val="both"/>
+                              <w:rPr/>
+                            </w:pPr>
+                            <w:r>
+                              <w:rPr>
+                                <w:rFonts w:ascii="Inter 24pt Medium" w:hAnsi="Inter 24pt Medium"/>
+                                <w:b/>
+                                <w:bCs/>
+                                <w:color w:val="C9211E"/>
+                                <w:spacing w:val="12"/>
+                                <w:sz w:val="16"/>
+                                <w:szCs w:val="16"/>
+                              </w:rPr>
+                              <w:t>MÉTODO DE PAGO</w:t>
+                            </w:r>
+                          </w:p>
+                          <w:p>
+                            <w:pPr>
+                              <w:overflowPunct w:val="false"/>
+                              <w:bidi w:val="0"/>
+                              <w:spacing w:before="0" w:after="57"/>
+                              <w:ind w:start="0" w:end="0" w:hanging="0"/>
+                              <w:jc w:val="both"/>
+                              <w:rPr/>
+                            </w:pPr>
+                            <w:r>
+                              <w:rPr>
+                                <w:rFonts w:ascii="Inter 18pt" w:hAnsi="Inter 18pt"/>
+                                <w:b/>
+                                <w:bCs/>
+                                <w:color w:val="808080"/>
+                                <w:sz w:val="16"/>
+                                <w:szCs w:val="16"/>
+                              </w:rPr>
+                              <w:t>MÉTODO:</w:t>
+                            </w:r>
+                            <w:r>
+                              <w:rPr>
+                                <w:rFonts w:ascii="Inter 18pt" w:hAnsi="Inter 18pt"/>
+                                <w:color w:val="999999"/>
+                                <w:sz w:val="16"/>
+                                <w:szCs w:val="16"/>
+                              </w:rPr>
+                              <w:t xml:space="preserve"> </w:t>
+                            </w:r>
+                            <w:r>
+                              <w:rPr>
+                                <w:rFonts w:ascii="Inter 18pt" w:hAnsi="Inter 18pt"/>
+                                <w:sz w:val="16"/>
+                                <w:szCs w:val="16"/>
+                              </w:rPr>
+                              <w:t>{d.metodo_pago}</w:t>
+                            </w:r>
+                          </w:p>
+                          <w:p>
+                            <w:pPr>
+                              <w:overflowPunct w:val="false"/>
+                              <w:bidi w:val="0"/>
+                              <w:spacing w:before="0" w:after="57"/>
+                              <w:ind w:start="0" w:end="0" w:hanging="0"/>
+                              <w:jc w:val="both"/>
+                              <w:rPr/>
+                            </w:pPr>
+                            <w:r>
+                              <w:rPr>
+                                <w:rFonts w:ascii="Inter 18pt" w:hAnsi="Inter 18pt"/>
+                                <w:b/>
+                                <w:bCs/>
+                                <w:color w:val="808080"/>
+                                <w:sz w:val="16"/>
+                                <w:szCs w:val="16"/>
+                              </w:rPr>
+                              <w:t>EMAIL :</w:t>
+                            </w:r>
+                            <w:r>
+                              <w:rPr>
+                                <w:rFonts w:ascii="Inter 18pt" w:hAnsi="Inter 18pt"/>
+                                <w:sz w:val="16"/>
+                                <w:szCs w:val="16"/>
+                              </w:rPr>
+                              <w:t xml:space="preserve"> {d.banco}</w:t>
+                            </w:r>
+                          </w:p>
+                          <w:p>
+                            <w:pPr>
+                              <w:overflowPunct w:val="false"/>
+                              <w:bidi w:val="0"/>
+                              <w:spacing w:before="0" w:after="57"/>
+                              <w:ind w:start="0" w:end="0" w:hanging="0"/>
+                              <w:jc w:val="both"/>
+                              <w:rPr/>
+                            </w:pPr>
+                            <w:r>
+                              <w:rPr>
+                                <w:rFonts w:ascii="Inter 18pt" w:hAnsi="Inter 18pt"/>
+                                <w:b/>
+                                <w:bCs/>
+                                <w:color w:val="808080"/>
+                                <w:sz w:val="16"/>
+                                <w:szCs w:val="16"/>
+                              </w:rPr>
+                              <w:t>REFERENCIA:</w:t>
+                            </w:r>
+                            <w:r>
+                              <w:rPr>
+                                <w:rFonts w:ascii="Inter 18pt" w:hAnsi="Inter 18pt"/>
+                                <w:sz w:val="16"/>
+                                <w:szCs w:val="16"/>
+                              </w:rPr>
+                              <w:t xml:space="preserve"> {d.referencia_pago}</w:t>
+                            </w:r>
+                          </w:p>
+                        </w:txbxContent>
+                      </wps:txbx>
+                      <wps:bodyPr wrap="square" lIns="-38880" tIns="-38880" rIns="-38880" bIns="-38880" anchor="t">
+                        <a:noAutofit/>
+                      </wps:bodyPr>
+                    </wps:wsp>
+                  </a:graphicData>
+                </a:graphic>
+              </wp:anchor>
+            </w:drawing>
+          </mc:Choice>
+          <mc:Fallback>
+            <w:pict>
+              <v:shape id="shape_0" stroked="f" o:allowincell="f" style="position:absolute;margin-left:295.4pt;margin-top:7.15pt;width:191.3pt;height:48.9pt;mso-wrap-style:square;v-text-anchor:top" type="_x0000_t202">
+                <v:textbox>
+                  <w:txbxContent>
+                    <w:p>
+                      <w:pPr>
+                        <w:overflowPunct w:val="false"/>
+                        <w:bidi w:val="0"/>
+                        <w:spacing w:before="0" w:after="57"/>
+                        <w:ind w:start="0" w:end="113" w:hanging="0"/>
+                        <w:jc w:val="both"/>
+                        <w:rPr/>
+                      </w:pPr>
+                      <w:r>
+                        <w:rPr>
+                          <w:rFonts w:ascii="Inter 24pt Medium" w:hAnsi="Inter 24pt Medium"/>
+                          <w:b/>
+                          <w:bCs/>
+                          <w:color w:val="C9211E"/>
+                          <w:spacing w:val="12"/>
+                          <w:sz w:val="16"/>
+                          <w:szCs w:val="16"/>
+                        </w:rPr>
+                        <w:t>MÉTODO DE PAGO</w:t>
+                      </w:r>
+                    </w:p>
+                    <w:p>
+                      <w:pPr>
+                        <w:overflowPunct w:val="false"/>
+                        <w:bidi w:val="0"/>
+                        <w:spacing w:before="0" w:after="57"/>
+                        <w:ind w:start="0" w:end="0" w:hanging="0"/>
+                        <w:jc w:val="both"/>
+                        <w:rPr/>
+                      </w:pPr>
+                      <w:r>
+                        <w:rPr>
+                          <w:rFonts w:ascii="Inter 18pt" w:hAnsi="Inter 18pt"/>
+                          <w:b/>
+                          <w:bCs/>
+                          <w:color w:val="808080"/>
+                          <w:sz w:val="16"/>
+                          <w:szCs w:val="16"/>
+                        </w:rPr>
+                        <w:t>MÉTODO:</w:t>
+                      </w:r>
+                      <w:r>
+                        <w:rPr>
+                          <w:rFonts w:ascii="Inter 18pt" w:hAnsi="Inter 18pt"/>
+                          <w:color w:val="999999"/>
+                          <w:sz w:val="16"/>
+                          <w:szCs w:val="16"/>
+                        </w:rPr>
+                        <w:t xml:space="preserve"> </w:t>
+                      </w:r>
+                      <w:r>
+                        <w:rPr>
+                          <w:rFonts w:ascii="Inter 18pt" w:hAnsi="Inter 18pt"/>
+                          <w:sz w:val="16"/>
+                          <w:szCs w:val="16"/>
+                        </w:rPr>
+                        <w:t>{d.metodo_pago}</w:t>
+                      </w:r>
+                    </w:p>
+                    <w:p>
+                      <w:pPr>
+                        <w:overflowPunct w:val="false"/>
+                        <w:bidi w:val="0"/>
+                        <w:spacing w:before="0" w:after="57"/>
+                        <w:ind w:start="0" w:end="0" w:hanging="0"/>
+                        <w:jc w:val="both"/>
+                        <w:rPr/>
+                      </w:pPr>
+                      <w:r>
+                        <w:rPr>
+                          <w:rFonts w:ascii="Inter 18pt" w:hAnsi="Inter 18pt"/>
+                          <w:b/>
+                          <w:bCs/>
+                          <w:color w:val="808080"/>
+                          <w:sz w:val="16"/>
+                          <w:szCs w:val="16"/>
+                        </w:rPr>
+                        <w:t>EMAIL :</w:t>
+                      </w:r>
+                      <w:r>
+                        <w:rPr>
+                          <w:rFonts w:ascii="Inter 18pt" w:hAnsi="Inter 18pt"/>
+                          <w:sz w:val="16"/>
+                          <w:szCs w:val="16"/>
+                        </w:rPr>
+                        <w:t xml:space="preserve"> {d.banco}</w:t>
+                      </w:r>
+                    </w:p>
+                    <w:p>
+                      <w:pPr>
+                        <w:overflowPunct w:val="false"/>
+                        <w:bidi w:val="0"/>
+                        <w:spacing w:before="0" w:after="57"/>
+                        <w:ind w:start="0" w:end="0" w:hanging="0"/>
+                        <w:jc w:val="both"/>
+                        <w:rPr/>
+                      </w:pPr>
+                      <w:r>
+                        <w:rPr>
+                          <w:rFonts w:ascii="Inter 18pt" w:hAnsi="Inter 18pt"/>
+                          <w:b/>
+                          <w:bCs/>
+                          <w:color w:val="808080"/>
+                          <w:sz w:val="16"/>
+                          <w:szCs w:val="16"/>
+                        </w:rPr>
+                        <w:t>REFERENCIA:</w:t>
+                      </w:r>
+                      <w:r>
+                        <w:rPr>
+                          <w:rFonts w:ascii="Inter 18pt" w:hAnsi="Inter 18pt"/>
+                          <w:sz w:val="16"/>
+                          <w:szCs w:val="16"/>
+                        </w:rPr>
+                        <w:t xml:space="preserve"> {d.referencia_pago}</w:t>
+                      </w:r>
+                    </w:p>
+                  </w:txbxContent>
+                </v:textbox>
+                <v:fill o:detectmouseclick="t" on="false"/>
+                <v:stroke color="#bf0041" weight="29160" joinstyle="round" endcap="flat"/>
+                <w10:wrap type="none"/>
+              </v:shape>
+            </w:pict>
+          </mc:Fallback>
+        </mc:AlternateContent>
+      </w:r>
+    </w:p>
+    <w:p>
+      <w:pPr>
+        <w:pStyle w:val="Normal"/>
+        <w:bidi w:val="0"/>
+        <w:rPr/>
+      </w:pPr>
+      <w:r>
+        <w:rPr/>
+      </w:r>
+    </w:p>
+    <w:p>
+      <w:pPr>
+        <w:pStyle w:val="Normal"/>
+        <w:bidi w:val="0"/>
+        <w:rPr/>
+      </w:pPr>
+      <w:r>
+        <w:rPr/>
+      </w:r>
+    </w:p>
+    <w:p>
+      <w:pPr>
+        <w:pStyle w:val="Normal"/>
+        <w:bidi w:val="0"/>
+        <w:rPr/>
+      </w:pPr>
+      <w:r>
+        <w:rPr/>
+      </w:r>
+    </w:p>
+    <w:p>
+      <w:pPr>
+        <w:pStyle w:val="Normal"/>
+        <w:bidi w:val="0"/>
+        <w:rPr/>
+      </w:pPr>
+      <w:r>
+        <w:rPr/>
+      </w:r>
+    </w:p>
+    <w:p>
+      <w:pPr>
+        <w:pStyle w:val="Normal"/>
+        <w:bidi w:val="0"/>
+        <w:rPr/>
+      </w:pPr>
+      <w:r>
+        <w:rPr/>
+      </w:r>
+    </w:p>
+    <w:p>
+      <w:pPr>
+        <w:pStyle w:val="Normal"/>
+        <w:bidi w:val="0"/>
+        <w:rPr/>
+      </w:pPr>
+      <w:r>
+        <w:rPr/>
+      </w:r>
+    </w:p>
+    <w:tbl>
+      <w:tblPr>
+        <w:tblW w:w="9638" w:type="dxa"/>
         <w:jc w:val="start"/>
+        <w:tblInd w:w="-5" w:type="dxa"/>
+        <w:tblLayout w:type="fixed"/>
+        <w:tblCellMar>
+          <w:top w:w="55" w:type="dxa"/>
+          <w:start w:w="55" w:type="dxa"/>
+          <w:bottom w:w="55" w:type="dxa"/>
+          <w:end w:w="55" w:type="dxa"/>
+        </w:tblCellMar>
+      </w:tblPr>
+      <w:tblGrid>
+        <w:gridCol w:w="3500"/>
+        <w:gridCol w:w="1833"/>
+        <w:gridCol w:w="2384"/>
+        <w:gridCol w:w="1921"/>
+      </w:tblGrid>
+      <w:tr>
+        <w:trPr/>
+        <w:tc>
+          <w:tcPr>
+            <w:tcW w:w="3500" w:type="dxa"/>
+            <w:tcBorders>
+              <w:top w:val="single" w:sz="4" w:space="0" w:color="000000"/>
+              <w:start w:val="single" w:sz="4" w:space="0" w:color="000000"/>
+              <w:bottom w:val="single" w:sz="4" w:space="0" w:color="000000"/>
+            </w:tcBorders>
+          </w:tcPr>
+          <w:p>
+            <w:pPr>
+              <w:pStyle w:val="TableContents"/>
+              <w:bidi w:val="0"/>
+              <w:jc w:val="start"/>
+              <w:rPr>
+                <w:rFonts w:ascii="FreeSerif" w:hAnsi="FreeSerif"/>
+                <w:b w:val="false"/>
+                <w:bCs w:val="false"/>
+                <w:i w:val="false"/>
+                <w:iCs w:val="false"/>
+                <w:strike w:val="false"/>
+                <w:dstrike w:val="false"/>
+                <w:outline w:val="false"/>
+                <w:shadow w:val="false"/>
+                <w:color w:val="auto"/>
+                <w:sz w:val="24"/>
+                <w:szCs w:val="24"/>
+                <w:u w:val="none"/>
+              </w:rPr>
+            </w:pPr>
+            <w:r>
+              <w:rPr>
+                <w:b w:val="false"/>
+                <w:bCs w:val="false"/>
+                <w:i w:val="false"/>
+                <w:iCs w:val="false"/>
+                <w:strike w:val="false"/>
+                <w:dstrike w:val="false"/>
+                <w:outline w:val="false"/>
+                <w:shadow w:val="false"/>
+                <w:color w:val="auto"/>
+                <w:sz w:val="24"/>
+                <w:szCs w:val="24"/>
+                <w:u w:val="none"/>
+              </w:rPr>
+              <w:t>PRODUCTO</w:t>
+            </w:r>
+          </w:p>
+        </w:tc>
+        <w:tc>
+          <w:tcPr>
+            <w:tcW w:w="1833" w:type="dxa"/>
+            <w:tcBorders>
+              <w:top w:val="single" w:sz="4" w:space="0" w:color="000000"/>
+              <w:start w:val="single" w:sz="4" w:space="0" w:color="000000"/>
+              <w:bottom w:val="single" w:sz="4" w:space="0" w:color="000000"/>
+            </w:tcBorders>
+          </w:tcPr>
+          <w:p>
+            <w:pPr>
+              <w:pStyle w:val="TableContents"/>
+              <w:bidi w:val="0"/>
+              <w:jc w:val="start"/>
+              <w:rPr>
+                <w:rFonts w:ascii="FreeSerif" w:hAnsi="FreeSerif"/>
+                <w:b w:val="false"/>
+                <w:bCs w:val="false"/>
+                <w:i w:val="false"/>
+                <w:iCs w:val="false"/>
+                <w:strike w:val="false"/>
+                <w:dstrike w:val="false"/>
+                <w:outline w:val="false"/>
+                <w:shadow w:val="false"/>
+                <w:color w:val="auto"/>
+                <w:sz w:val="24"/>
+                <w:szCs w:val="24"/>
+                <w:u w:val="none"/>
+              </w:rPr>
+            </w:pPr>
+            <w:r>
+              <w:rPr>
+                <w:b w:val="false"/>
+                <w:bCs w:val="false"/>
+                <w:i w:val="false"/>
+                <w:iCs w:val="false"/>
+                <w:strike w:val="false"/>
+                <w:dstrike w:val="false"/>
+                <w:outline w:val="false"/>
+                <w:shadow w:val="false"/>
+                <w:color w:val="auto"/>
+                <w:sz w:val="24"/>
+                <w:szCs w:val="24"/>
+                <w:u w:val="none"/>
+              </w:rPr>
+              <w:t>CANTIDAD</w:t>
+            </w:r>
+          </w:p>
+        </w:tc>
+        <w:tc>
+          <w:tcPr>
+            <w:tcW w:w="2384" w:type="dxa"/>
+            <w:tcBorders>
+              <w:top w:val="single" w:sz="4" w:space="0" w:color="000000"/>
+              <w:start w:val="single" w:sz="4" w:space="0" w:color="000000"/>
+              <w:bottom w:val="single" w:sz="4" w:space="0" w:color="000000"/>
+            </w:tcBorders>
+          </w:tcPr>
+          <w:p>
+            <w:pPr>
+              <w:pStyle w:val="TableContents"/>
+              <w:bidi w:val="0"/>
+              <w:jc w:val="start"/>
+              <w:rPr>
+                <w:rFonts w:ascii="FreeSerif" w:hAnsi="FreeSerif"/>
+                <w:b w:val="false"/>
+                <w:bCs w:val="false"/>
+                <w:i w:val="false"/>
+                <w:iCs w:val="false"/>
+                <w:strike w:val="false"/>
+                <w:dstrike w:val="false"/>
+                <w:outline w:val="false"/>
+                <w:shadow w:val="false"/>
+                <w:color w:val="auto"/>
+                <w:sz w:val="24"/>
+                <w:szCs w:val="24"/>
+                <w:u w:val="none"/>
+              </w:rPr>
+            </w:pPr>
+            <w:r>
+              <w:rPr>
+                <w:b w:val="false"/>
+                <w:bCs w:val="false"/>
+                <w:i w:val="false"/>
+                <w:iCs w:val="false"/>
+                <w:strike w:val="false"/>
+                <w:dstrike w:val="false"/>
+                <w:outline w:val="false"/>
+                <w:shadow w:val="false"/>
+                <w:color w:val="auto"/>
+                <w:sz w:val="24"/>
+                <w:szCs w:val="24"/>
+                <w:u w:val="none"/>
+              </w:rPr>
+              <w:t>PRECIO UNITARIO</w:t>
+            </w:r>
+          </w:p>
+        </w:tc>
+        <w:tc>
+          <w:tcPr>
+            <w:tcW w:w="1921" w:type="dxa"/>
+            <w:tcBorders>
+              <w:top w:val="single" w:sz="4" w:space="0" w:color="000000"/>
+              <w:start w:val="single" w:sz="4" w:space="0" w:color="000000"/>
+              <w:bottom w:val="single" w:sz="4" w:space="0" w:color="000000"/>
+              <w:end w:val="single" w:sz="4" w:space="0" w:color="000000"/>
+            </w:tcBorders>
+          </w:tcPr>
+          <w:p>
+            <w:pPr>
+              <w:pStyle w:val="TableContents"/>
+              <w:bidi w:val="0"/>
+              <w:jc w:val="start"/>
+              <w:rPr>
+                <w:rFonts w:ascii="FreeSerif" w:hAnsi="FreeSerif"/>
+                <w:b w:val="false"/>
+                <w:bCs w:val="false"/>
+                <w:i w:val="false"/>
+                <w:iCs w:val="false"/>
+                <w:strike w:val="false"/>
+                <w:dstrike w:val="false"/>
+                <w:outline w:val="false"/>
+                <w:shadow w:val="false"/>
+                <w:color w:val="auto"/>
+                <w:sz w:val="24"/>
+                <w:szCs w:val="24"/>
+                <w:u w:val="none"/>
+              </w:rPr>
+            </w:pPr>
+            <w:r>
+              <w:rPr>
+                <w:b w:val="false"/>
+                <w:bCs w:val="false"/>
+                <w:i w:val="false"/>
+                <w:iCs w:val="false"/>
+                <w:strike w:val="false"/>
+                <w:dstrike w:val="false"/>
+                <w:outline w:val="false"/>
+                <w:shadow w:val="false"/>
+                <w:color w:val="auto"/>
+                <w:sz w:val="24"/>
+                <w:szCs w:val="24"/>
+                <w:u w:val="none"/>
+              </w:rPr>
+              <w:t>PRECIO VENTA</w:t>
+            </w:r>
+          </w:p>
+        </w:tc>
+      </w:tr>
+      <w:tr>
+        <w:trPr/>
+        <w:tc>
+          <w:tcPr>
+            <w:tcW w:w="3500" w:type="dxa"/>
+            <w:tcBorders>
+              <w:start w:val="single" w:sz="4" w:space="0" w:color="000000"/>
+              <w:bottom w:val="single" w:sz="4" w:space="0" w:color="000000"/>
+            </w:tcBorders>
+          </w:tcPr>
+          <w:p>
+            <w:pPr>
+              <w:pStyle w:val="TableContents"/>
+              <w:bidi w:val="0"/>
+              <w:jc w:val="start"/>
+              <w:rPr>
+                <w:rFonts w:ascii="FreeSerif" w:hAnsi="FreeSerif"/>
+                <w:b w:val="false"/>
+                <w:bCs w:val="false"/>
+                <w:i w:val="false"/>
+                <w:iCs w:val="false"/>
+                <w:strike w:val="false"/>
+                <w:dstrike w:val="false"/>
+                <w:outline w:val="false"/>
+                <w:shadow w:val="false"/>
+                <w:color w:val="auto"/>
+                <w:sz w:val="24"/>
+                <w:szCs w:val="24"/>
+                <w:u w:val="none"/>
+              </w:rPr>
+            </w:pPr>
+            <w:r>
+              <w:rPr>
+                <w:b w:val="false"/>
+                <w:bCs w:val="false"/>
+                <w:i w:val="false"/>
+                <w:iCs w:val="false"/>
+                <w:strike w:val="false"/>
+                <w:dstrike w:val="false"/>
+                <w:outline w:val="false"/>
+                <w:shadow w:val="false"/>
+                <w:color w:val="auto"/>
+                <w:sz w:val="24"/>
+                <w:szCs w:val="24"/>
+                <w:u w:val="none"/>
+              </w:rPr>
+              <w:t>{d.productos[i].name}</w:t>
+            </w:r>
+          </w:p>
+        </w:tc>
+        <w:tc>
+          <w:tcPr>
+            <w:tcW w:w="1833" w:type="dxa"/>
+            <w:tcBorders>
+              <w:start w:val="single" w:sz="4" w:space="0" w:color="000000"/>
+              <w:bottom w:val="single" w:sz="4" w:space="0" w:color="000000"/>
+            </w:tcBorders>
+          </w:tcPr>
+          <w:p>
+            <w:pPr>
+              <w:pStyle w:val="TableContents"/>
+              <w:bidi w:val="0"/>
+              <w:jc w:val="start"/>
+              <w:rPr>
+                <w:rFonts w:ascii="FreeSerif" w:hAnsi="FreeSerif"/>
+                <w:b w:val="false"/>
+                <w:bCs w:val="false"/>
+                <w:i w:val="false"/>
+                <w:iCs w:val="false"/>
+                <w:strike w:val="false"/>
+                <w:dstrike w:val="false"/>
+                <w:outline w:val="false"/>
+                <w:shadow w:val="false"/>
+                <w:color w:val="auto"/>
+                <w:sz w:val="24"/>
+                <w:szCs w:val="24"/>
+                <w:u w:val="none"/>
+              </w:rPr>
+            </w:pPr>
+            <w:r>
+              <w:rPr>
+                <w:b w:val="false"/>
+                <w:bCs w:val="false"/>
+                <w:i w:val="false"/>
+                <w:iCs w:val="false"/>
+                <w:strike w:val="false"/>
+                <w:dstrike w:val="false"/>
+                <w:outline w:val="false"/>
+                <w:shadow w:val="false"/>
+                <w:color w:val="auto"/>
+                <w:sz w:val="24"/>
+                <w:szCs w:val="24"/>
+                <w:u w:val="none"/>
+              </w:rPr>
+              <w:t>{d.productos[i].cantidad}</w:t>
+            </w:r>
+          </w:p>
+        </w:tc>
+        <w:tc>
+          <w:tcPr>
+            <w:tcW w:w="2384" w:type="dxa"/>
+            <w:tcBorders>
+              <w:start w:val="single" w:sz="4" w:space="0" w:color="000000"/>
+              <w:bottom w:val="single" w:sz="4" w:space="0" w:color="000000"/>
+            </w:tcBorders>
+          </w:tcPr>
+          <w:p>
+            <w:pPr>
+              <w:pStyle w:val="TableContents"/>
+              <w:bidi w:val="0"/>
+              <w:jc w:val="start"/>
+              <w:rPr>
+                <w:rFonts w:ascii="FreeSerif" w:hAnsi="FreeSerif"/>
+                <w:b w:val="false"/>
+                <w:bCs w:val="false"/>
+                <w:i w:val="false"/>
+                <w:iCs w:val="false"/>
+                <w:strike w:val="false"/>
+                <w:dstrike w:val="false"/>
+                <w:outline w:val="false"/>
+                <w:shadow w:val="false"/>
+                <w:color w:val="auto"/>
+                <w:sz w:val="24"/>
+                <w:szCs w:val="24"/>
+                <w:u w:val="none"/>
+              </w:rPr>
+            </w:pPr>
+            <w:r>
+              <w:rPr>
+                <w:b w:val="false"/>
+                <w:bCs w:val="false"/>
+                <w:i w:val="false"/>
+                <w:iCs w:val="false"/>
+                <w:strike w:val="false"/>
+                <w:dstrike w:val="false"/>
+                <w:outline w:val="false"/>
+                <w:shadow w:val="false"/>
+                <w:color w:val="auto"/>
+                <w:sz w:val="24"/>
+                <w:szCs w:val="24"/>
+                <w:u w:val="none"/>
+              </w:rPr>
+              <w:t>{d.productos[i].precio_unitario}</w:t>
+            </w:r>
+          </w:p>
+        </w:tc>
+        <w:tc>
+          <w:tcPr>
+            <w:tcW w:w="1921" w:type="dxa"/>
+            <w:tcBorders>
+              <w:start w:val="single" w:sz="4" w:space="0" w:color="000000"/>
+              <w:bottom w:val="single" w:sz="4" w:space="0" w:color="000000"/>
+              <w:end w:val="single" w:sz="4" w:space="0" w:color="000000"/>
+            </w:tcBorders>
+          </w:tcPr>
+          <w:p>
+            <w:pPr>
+              <w:pStyle w:val="TableContents"/>
+              <w:bidi w:val="0"/>
+              <w:jc w:val="start"/>
+              <w:rPr>
+                <w:rFonts w:ascii="FreeSerif" w:hAnsi="FreeSerif"/>
+                <w:b w:val="false"/>
+                <w:bCs w:val="false"/>
+                <w:i w:val="false"/>
+                <w:iCs w:val="false"/>
+                <w:strike w:val="false"/>
+                <w:dstrike w:val="false"/>
+                <w:outline w:val="false"/>
+                <w:shadow w:val="false"/>
+                <w:color w:val="auto"/>
+                <w:sz w:val="24"/>
+                <w:szCs w:val="24"/>
+                <w:u w:val="none"/>
+              </w:rPr>
+            </w:pPr>
+            <w:r>
+              <w:rPr>
+                <w:b w:val="false"/>
+                <w:bCs w:val="false"/>
+                <w:i w:val="false"/>
+                <w:iCs w:val="false"/>
+                <w:strike w:val="false"/>
+                <w:dstrike w:val="false"/>
+                <w:outline w:val="false"/>
+                <w:shadow w:val="false"/>
+                <w:color w:val="auto"/>
+                <w:sz w:val="24"/>
+                <w:szCs w:val="24"/>
+                <w:u w:val="none"/>
+              </w:rPr>
+              <w:t>{d.productos[i].precio_venta}</w:t>
+            </w:r>
+          </w:p>
+        </w:tc>
+      </w:tr>
+      <w:tr>
+        <w:trPr/>
+        <w:tc>
+          <w:tcPr>
+            <w:tcW w:w="3500" w:type="dxa"/>
+            <w:tcBorders>
+              <w:start w:val="single" w:sz="4" w:space="0" w:color="000000"/>
+              <w:bottom w:val="single" w:sz="4" w:space="0" w:color="000000"/>
+            </w:tcBorders>
+          </w:tcPr>
+          <w:p>
+            <w:pPr>
+              <w:pStyle w:val="TableContents"/>
+              <w:bidi w:val="0"/>
+              <w:jc w:val="start"/>
+              <w:rPr>
+                <w:rFonts w:ascii="FreeSerif" w:hAnsi="FreeSerif"/>
+                <w:b w:val="false"/>
+                <w:bCs w:val="false"/>
+                <w:i w:val="false"/>
+                <w:iCs w:val="false"/>
+                <w:strike w:val="false"/>
+                <w:dstrike w:val="false"/>
+                <w:outline w:val="false"/>
+                <w:shadow w:val="false"/>
+                <w:color w:val="auto"/>
+                <w:sz w:val="24"/>
+                <w:szCs w:val="24"/>
+                <w:u w:val="none"/>
+              </w:rPr>
+            </w:pPr>
+            <w:r>
+              <w:rPr>
+                <w:b w:val="false"/>
+                <w:bCs w:val="false"/>
+                <w:i w:val="false"/>
+                <w:iCs w:val="false"/>
+                <w:strike w:val="false"/>
+                <w:dstrike w:val="false"/>
+                <w:outline w:val="false"/>
+                <w:shadow w:val="false"/>
+                <w:color w:val="auto"/>
+                <w:sz w:val="24"/>
+                <w:szCs w:val="24"/>
+                <w:u w:val="none"/>
+              </w:rPr>
+              <w:t>{d.productos[i+1].name}</w:t>
+            </w:r>
+          </w:p>
+        </w:tc>
+        <w:tc>
+          <w:tcPr>
+            <w:tcW w:w="1833" w:type="dxa"/>
+            <w:tcBorders>
+              <w:start w:val="single" w:sz="4" w:space="0" w:color="000000"/>
+              <w:bottom w:val="single" w:sz="4" w:space="0" w:color="000000"/>
+            </w:tcBorders>
+          </w:tcPr>
+          <w:p>
+            <w:pPr>
+              <w:pStyle w:val="TableContents"/>
+              <w:bidi w:val="0"/>
+              <w:jc w:val="start"/>
+              <w:rPr>
+                <w:rFonts w:ascii="FreeSerif" w:hAnsi="FreeSerif"/>
+                <w:b w:val="false"/>
+                <w:bCs w:val="false"/>
+                <w:i w:val="false"/>
+                <w:iCs w:val="false"/>
+                <w:strike w:val="false"/>
+                <w:dstrike w:val="false"/>
+                <w:outline w:val="false"/>
+                <w:shadow w:val="false"/>
+                <w:color w:val="auto"/>
+                <w:sz w:val="24"/>
+                <w:szCs w:val="24"/>
+                <w:u w:val="none"/>
+              </w:rPr>
+            </w:pPr>
+            <w:r>
+              <w:rPr>
+                <w:b w:val="false"/>
+                <w:bCs w:val="false"/>
+                <w:i w:val="false"/>
+                <w:iCs w:val="false"/>
+                <w:strike w:val="false"/>
+                <w:dstrike w:val="false"/>
+                <w:outline w:val="false"/>
+                <w:shadow w:val="false"/>
+                <w:color w:val="auto"/>
+                <w:sz w:val="24"/>
+                <w:szCs w:val="24"/>
+                <w:u w:val="none"/>
+              </w:rPr>
+            </w:r>
+          </w:p>
+        </w:tc>
+        <w:tc>
+          <w:tcPr>
+            <w:tcW w:w="2384" w:type="dxa"/>
+            <w:tcBorders>
+              <w:start w:val="single" w:sz="4" w:space="0" w:color="000000"/>
+              <w:bottom w:val="single" w:sz="4" w:space="0" w:color="000000"/>
+            </w:tcBorders>
+          </w:tcPr>
+          <w:p>
+            <w:pPr>
+              <w:pStyle w:val="TableContents"/>
+              <w:bidi w:val="0"/>
+              <w:jc w:val="start"/>
+              <w:rPr>
+                <w:rFonts w:ascii="FreeSerif" w:hAnsi="FreeSerif"/>
+                <w:b w:val="false"/>
+                <w:bCs w:val="false"/>
+                <w:i w:val="false"/>
+                <w:iCs w:val="false"/>
+                <w:strike w:val="false"/>
+                <w:dstrike w:val="false"/>
+                <w:outline w:val="false"/>
+                <w:shadow w:val="false"/>
+                <w:color w:val="auto"/>
+                <w:sz w:val="24"/>
+                <w:szCs w:val="24"/>
+                <w:u w:val="none"/>
+              </w:rPr>
+            </w:pPr>
+            <w:r>
+              <w:rPr>
+                <w:b w:val="false"/>
+                <w:bCs w:val="false"/>
+                <w:i w:val="false"/>
+                <w:iCs w:val="false"/>
+                <w:strike w:val="false"/>
+                <w:dstrike w:val="false"/>
+                <w:outline w:val="false"/>
+                <w:shadow w:val="false"/>
+                <w:color w:val="auto"/>
+                <w:sz w:val="24"/>
+                <w:szCs w:val="24"/>
+                <w:u w:val="none"/>
+              </w:rPr>
+            </w:r>
+          </w:p>
+        </w:tc>
+        <w:tc>
+          <w:tcPr>
+            <w:tcW w:w="1921" w:type="dxa"/>
+            <w:tcBorders>
+              <w:start w:val="single" w:sz="4" w:space="0" w:color="000000"/>
+              <w:bottom w:val="single" w:sz="4" w:space="0" w:color="000000"/>
+              <w:end w:val="single" w:sz="4" w:space="0" w:color="000000"/>
+            </w:tcBorders>
+          </w:tcPr>
+          <w:p>
+            <w:pPr>
+              <w:pStyle w:val="TableContents"/>
+              <w:bidi w:val="0"/>
+              <w:jc w:val="start"/>
+              <w:rPr>
+                <w:rFonts w:ascii="FreeSerif" w:hAnsi="FreeSerif"/>
+                <w:b w:val="false"/>
+                <w:bCs w:val="false"/>
+                <w:i w:val="false"/>
+                <w:iCs w:val="false"/>
+                <w:strike w:val="false"/>
+                <w:dstrike w:val="false"/>
+                <w:outline w:val="false"/>
+                <w:shadow w:val="false"/>
+                <w:color w:val="auto"/>
+                <w:sz w:val="24"/>
+                <w:szCs w:val="24"/>
+                <w:u w:val="none"/>
+              </w:rPr>
+            </w:pPr>
+            <w:r>
+              <w:rPr>
+                <w:b w:val="false"/>
+                <w:bCs w:val="false"/>
+                <w:i w:val="false"/>
+                <w:iCs w:val="false"/>
+                <w:strike w:val="false"/>
+                <w:dstrike w:val="false"/>
+                <w:outline w:val="false"/>
+                <w:shadow w:val="false"/>
+                <w:color w:val="auto"/>
+                <w:sz w:val="24"/>
+                <w:szCs w:val="24"/>
+                <w:u w:val="none"/>
+              </w:rPr>
+            </w:r>
+          </w:p>
+        </w:tc>
+      </w:tr>
+      <w:tr>
+        <w:trPr>
+          <w:trHeight w:val="355" w:hRule="atLeast"/>
+        </w:trPr>
+        <w:tc>
+          <w:tcPr>
+            <w:tcW w:w="3500" w:type="dxa"/>
+            <w:tcBorders>
+              <w:start w:val="single" w:sz="4" w:space="0" w:color="000000"/>
+              <w:bottom w:val="single" w:sz="4" w:space="0" w:color="000000"/>
+            </w:tcBorders>
+          </w:tcPr>
+          <w:p>
+            <w:pPr>
+              <w:pStyle w:val="TableContents"/>
+              <w:bidi w:val="0"/>
+              <w:jc w:val="start"/>
+              <w:rPr>
+                <w:rFonts w:ascii="FreeSerif" w:hAnsi="FreeSerif"/>
+                <w:b w:val="false"/>
+                <w:bCs w:val="false"/>
+                <w:i w:val="false"/>
+                <w:iCs w:val="false"/>
+                <w:strike w:val="false"/>
+                <w:dstrike w:val="false"/>
+                <w:outline w:val="false"/>
+                <w:shadow w:val="false"/>
+                <w:color w:val="auto"/>
+                <w:sz w:val="24"/>
+                <w:szCs w:val="24"/>
+                <w:u w:val="none"/>
+              </w:rPr>
+            </w:pPr>
+            <w:r>
+              <w:rPr>
+                <w:b w:val="false"/>
+                <w:bCs w:val="false"/>
+                <w:i w:val="false"/>
+                <w:iCs w:val="false"/>
+                <w:strike w:val="false"/>
+                <w:dstrike w:val="false"/>
+                <w:outline w:val="false"/>
+                <w:shadow w:val="false"/>
+                <w:color w:val="auto"/>
+                <w:sz w:val="24"/>
+                <w:szCs w:val="24"/>
+                <w:u w:val="none"/>
+              </w:rPr>
+            </w:r>
+          </w:p>
+        </w:tc>
+        <w:tc>
+          <w:tcPr>
+            <w:tcW w:w="1833" w:type="dxa"/>
+            <w:tcBorders>
+              <w:start w:val="single" w:sz="4" w:space="0" w:color="000000"/>
+              <w:bottom w:val="single" w:sz="4" w:space="0" w:color="000000"/>
+            </w:tcBorders>
+          </w:tcPr>
+          <w:p>
+            <w:pPr>
+              <w:pStyle w:val="TableContents"/>
+              <w:bidi w:val="0"/>
+              <w:jc w:val="start"/>
+              <w:rPr>
+                <w:rFonts w:ascii="FreeSerif" w:hAnsi="FreeSerif"/>
+                <w:b w:val="false"/>
+                <w:bCs w:val="false"/>
+                <w:i w:val="false"/>
+                <w:iCs w:val="false"/>
+                <w:strike w:val="false"/>
+                <w:dstrike w:val="false"/>
+                <w:outline w:val="false"/>
+                <w:shadow w:val="false"/>
+                <w:color w:val="auto"/>
+                <w:sz w:val="24"/>
+                <w:szCs w:val="24"/>
+                <w:u w:val="none"/>
+              </w:rPr>
+            </w:pPr>
+            <w:r>
+              <w:rPr>
+                <w:b w:val="false"/>
+                <w:bCs w:val="false"/>
+                <w:i w:val="false"/>
+                <w:iCs w:val="false"/>
+                <w:strike w:val="false"/>
+                <w:dstrike w:val="false"/>
+                <w:outline w:val="false"/>
+                <w:shadow w:val="false"/>
+                <w:color w:val="auto"/>
+                <w:sz w:val="24"/>
+                <w:szCs w:val="24"/>
+                <w:u w:val="none"/>
+              </w:rPr>
+            </w:r>
+          </w:p>
+        </w:tc>
+        <w:tc>
+          <w:tcPr>
+            <w:tcW w:w="2384" w:type="dxa"/>
+            <w:tcBorders>
+              <w:start w:val="single" w:sz="4" w:space="0" w:color="000000"/>
+              <w:bottom w:val="single" w:sz="4" w:space="0" w:color="000000"/>
+            </w:tcBorders>
+          </w:tcPr>
+          <w:p>
+            <w:pPr>
+              <w:pStyle w:val="TableContents"/>
+              <w:bidi w:val="0"/>
+              <w:jc w:val="start"/>
+              <w:rPr>
+                <w:rFonts w:ascii="FreeSerif" w:hAnsi="FreeSerif"/>
+                <w:b w:val="false"/>
+                <w:bCs w:val="false"/>
+                <w:i w:val="false"/>
+                <w:iCs w:val="false"/>
+                <w:strike w:val="false"/>
+                <w:dstrike w:val="false"/>
+                <w:outline w:val="false"/>
+                <w:shadow w:val="false"/>
+                <w:color w:val="auto"/>
+                <w:sz w:val="24"/>
+                <w:szCs w:val="24"/>
+                <w:u w:val="none"/>
+              </w:rPr>
+            </w:pPr>
+            <w:r>
+              <w:rPr>
+                <w:b w:val="false"/>
+                <w:bCs w:val="false"/>
+                <w:i w:val="false"/>
+                <w:iCs w:val="false"/>
+                <w:strike w:val="false"/>
+                <w:dstrike w:val="false"/>
+                <w:outline w:val="false"/>
+                <w:shadow w:val="false"/>
+                <w:color w:val="auto"/>
+                <w:sz w:val="24"/>
+                <w:szCs w:val="24"/>
+                <w:u w:val="none"/>
+              </w:rPr>
+              <w:t>SUBTOTAL</w:t>
+            </w:r>
+          </w:p>
+        </w:tc>
+        <w:tc>
+          <w:tcPr>
+            <w:tcW w:w="1921" w:type="dxa"/>
+            <w:tcBorders>
+              <w:start w:val="single" w:sz="4" w:space="0" w:color="000000"/>
+              <w:bottom w:val="single" w:sz="4" w:space="0" w:color="000000"/>
+              <w:end w:val="single" w:sz="4" w:space="0" w:color="000000"/>
+            </w:tcBorders>
+          </w:tcPr>
+          <w:p>
+            <w:pPr>
+              <w:pStyle w:val="TableContents"/>
+              <w:bidi w:val="0"/>
+              <w:jc w:val="start"/>
+              <w:rPr>
+                <w:rFonts w:ascii="FreeSerif" w:hAnsi="FreeSerif"/>
+                <w:b w:val="false"/>
+                <w:bCs w:val="false"/>
+                <w:i w:val="false"/>
+                <w:iCs w:val="false"/>
+                <w:strike w:val="false"/>
+                <w:dstrike w:val="false"/>
+                <w:outline w:val="false"/>
+                <w:shadow w:val="false"/>
+                <w:color w:val="auto"/>
+                <w:sz w:val="24"/>
+                <w:szCs w:val="24"/>
+                <w:u w:val="none"/>
+              </w:rPr>
+            </w:pPr>
+            <w:r>
+              <w:rPr>
+                <w:b w:val="false"/>
+                <w:bCs w:val="false"/>
+                <w:i w:val="false"/>
+                <w:iCs w:val="false"/>
+                <w:strike w:val="false"/>
+                <w:dstrike w:val="false"/>
+                <w:outline w:val="false"/>
+                <w:shadow w:val="false"/>
+                <w:color w:val="auto"/>
+                <w:sz w:val="24"/>
+                <w:szCs w:val="24"/>
+                <w:u w:val="none"/>
+              </w:rPr>
+              <w:t>{d.subTotal}</w:t>
+            </w:r>
+          </w:p>
+        </w:tc>
+      </w:tr>
+      <w:tr>
+        <w:trPr>
+          <w:trHeight w:val="355" w:hRule="atLeast"/>
+        </w:trPr>
+        <w:tc>
+          <w:tcPr>
+            <w:tcW w:w="3500" w:type="dxa"/>
+            <w:tcBorders>
+              <w:start w:val="single" w:sz="4" w:space="0" w:color="000000"/>
+              <w:bottom w:val="single" w:sz="4" w:space="0" w:color="000000"/>
+            </w:tcBorders>
+          </w:tcPr>
+          <w:p>
+            <w:pPr>
+              <w:pStyle w:val="TableContents"/>
+              <w:bidi w:val="0"/>
+              <w:jc w:val="start"/>
+              <w:rPr>
+                <w:rFonts w:ascii="FreeSerif" w:hAnsi="FreeSerif"/>
+                <w:b w:val="false"/>
+                <w:bCs w:val="false"/>
+                <w:i w:val="false"/>
+                <w:iCs w:val="false"/>
+                <w:strike w:val="false"/>
+                <w:dstrike w:val="false"/>
+                <w:outline w:val="false"/>
+                <w:shadow w:val="false"/>
+                <w:color w:val="auto"/>
+                <w:sz w:val="24"/>
+                <w:szCs w:val="24"/>
+                <w:u w:val="none"/>
+              </w:rPr>
+            </w:pPr>
+            <w:r>
+              <w:rPr>
+                <w:b w:val="false"/>
+                <w:bCs w:val="false"/>
+                <w:i w:val="false"/>
+                <w:iCs w:val="false"/>
+                <w:strike w:val="false"/>
+                <w:dstrike w:val="false"/>
+                <w:outline w:val="false"/>
+                <w:shadow w:val="false"/>
+                <w:color w:val="auto"/>
+                <w:sz w:val="24"/>
+                <w:szCs w:val="24"/>
+                <w:u w:val="none"/>
+              </w:rPr>
+            </w:r>
+          </w:p>
+        </w:tc>
+        <w:tc>
+          <w:tcPr>
+            <w:tcW w:w="1833" w:type="dxa"/>
+            <w:tcBorders>
+              <w:start w:val="single" w:sz="4" w:space="0" w:color="000000"/>
+              <w:bottom w:val="single" w:sz="4" w:space="0" w:color="000000"/>
+            </w:tcBorders>
+          </w:tcPr>
+          <w:p>
+            <w:pPr>
+              <w:pStyle w:val="TableContents"/>
+              <w:bidi w:val="0"/>
+              <w:jc w:val="start"/>
+              <w:rPr>
+                <w:rFonts w:ascii="FreeSerif" w:hAnsi="FreeSerif"/>
+                <w:b w:val="false"/>
+                <w:bCs w:val="false"/>
+                <w:i w:val="false"/>
+                <w:iCs w:val="false"/>
+                <w:strike w:val="false"/>
+                <w:dstrike w:val="false"/>
+                <w:outline w:val="false"/>
+                <w:shadow w:val="false"/>
+                <w:color w:val="auto"/>
+                <w:sz w:val="24"/>
+                <w:szCs w:val="24"/>
+                <w:u w:val="none"/>
+              </w:rPr>
+            </w:pPr>
+            <w:r>
+              <w:rPr>
+                <w:b w:val="false"/>
+                <w:bCs w:val="false"/>
+                <w:i w:val="false"/>
+                <w:iCs w:val="false"/>
+                <w:strike w:val="false"/>
+                <w:dstrike w:val="false"/>
+                <w:outline w:val="false"/>
+                <w:shadow w:val="false"/>
+                <w:color w:val="auto"/>
+                <w:sz w:val="24"/>
+                <w:szCs w:val="24"/>
+                <w:u w:val="none"/>
+              </w:rPr>
+            </w:r>
+          </w:p>
+        </w:tc>
+        <w:tc>
+          <w:tcPr>
+            <w:tcW w:w="2384" w:type="dxa"/>
+            <w:tcBorders>
+              <w:start w:val="single" w:sz="4" w:space="0" w:color="000000"/>
+              <w:bottom w:val="single" w:sz="4" w:space="0" w:color="000000"/>
+            </w:tcBorders>
+          </w:tcPr>
+          <w:p>
+            <w:pPr>
+              <w:pStyle w:val="TableContents"/>
+              <w:bidi w:val="0"/>
+              <w:jc w:val="start"/>
+              <w:rPr>
+                <w:rFonts w:ascii="FreeSerif" w:hAnsi="FreeSerif"/>
+                <w:b w:val="false"/>
+                <w:bCs w:val="false"/>
+                <w:i w:val="false"/>
+                <w:iCs w:val="false"/>
+                <w:strike w:val="false"/>
+                <w:dstrike w:val="false"/>
+                <w:outline w:val="false"/>
+                <w:shadow w:val="false"/>
+                <w:color w:val="auto"/>
+                <w:sz w:val="24"/>
+                <w:szCs w:val="24"/>
+                <w:u w:val="none"/>
+              </w:rPr>
+            </w:pPr>
+            <w:r>
+              <w:rPr>
+                <w:b w:val="false"/>
+                <w:bCs w:val="false"/>
+                <w:i w:val="false"/>
+                <w:iCs w:val="false"/>
+                <w:strike w:val="false"/>
+                <w:dstrike w:val="false"/>
+                <w:outline w:val="false"/>
+                <w:shadow w:val="false"/>
+                <w:color w:val="auto"/>
+                <w:sz w:val="24"/>
+                <w:szCs w:val="24"/>
+                <w:u w:val="none"/>
+              </w:rPr>
+              <w:t>IVA(%{d.IVA})</w:t>
+            </w:r>
+          </w:p>
+        </w:tc>
+        <w:tc>
+          <w:tcPr>
+            <w:tcW w:w="1921" w:type="dxa"/>
+            <w:tcBorders>
+              <w:start w:val="single" w:sz="4" w:space="0" w:color="000000"/>
+              <w:bottom w:val="single" w:sz="4" w:space="0" w:color="000000"/>
+              <w:end w:val="single" w:sz="4" w:space="0" w:color="000000"/>
+            </w:tcBorders>
+          </w:tcPr>
+          <w:p>
+            <w:pPr>
+              <w:pStyle w:val="TableContents"/>
+              <w:bidi w:val="0"/>
+              <w:jc w:val="start"/>
+              <w:rPr>
+                <w:rFonts w:ascii="FreeSerif" w:hAnsi="FreeSerif"/>
+                <w:b w:val="false"/>
+                <w:bCs w:val="false"/>
+                <w:i w:val="false"/>
+                <w:iCs w:val="false"/>
+                <w:strike w:val="false"/>
+                <w:dstrike w:val="false"/>
+                <w:outline w:val="false"/>
+                <w:shadow w:val="false"/>
+                <w:color w:val="auto"/>
+                <w:sz w:val="24"/>
+                <w:szCs w:val="24"/>
+                <w:u w:val="none"/>
+              </w:rPr>
+            </w:pPr>
+            <w:r>
+              <w:rPr>
+                <w:b w:val="false"/>
+                <w:bCs w:val="false"/>
+                <w:i w:val="false"/>
+                <w:iCs w:val="false"/>
+                <w:strike w:val="false"/>
+                <w:dstrike w:val="false"/>
+                <w:outline w:val="false"/>
+                <w:shadow w:val="false"/>
+                <w:color w:val="auto"/>
+                <w:sz w:val="24"/>
+                <w:szCs w:val="24"/>
+                <w:u w:val="none"/>
+              </w:rPr>
+              <w:t>{d.cantidad_IVA}</w:t>
+            </w:r>
+          </w:p>
+        </w:tc>
+      </w:tr>
+      <w:tr>
+        <w:trPr>
+          <w:trHeight w:val="355" w:hRule="atLeast"/>
+        </w:trPr>
+        <w:tc>
+          <w:tcPr>
+            <w:tcW w:w="3500" w:type="dxa"/>
+            <w:tcBorders>
+              <w:top w:val="single" w:sz="4" w:space="0" w:color="000000"/>
+              <w:start w:val="single" w:sz="4" w:space="0" w:color="000000"/>
+              <w:bottom w:val="single" w:sz="4" w:space="0" w:color="000000"/>
+            </w:tcBorders>
+          </w:tcPr>
+          <w:p>
+            <w:pPr>
+              <w:pStyle w:val="TableContents"/>
+              <w:bidi w:val="0"/>
+              <w:jc w:val="start"/>
+              <w:rPr>
+                <w:rFonts w:ascii="FreeSerif" w:hAnsi="FreeSerif"/>
+                <w:b w:val="false"/>
+                <w:bCs w:val="false"/>
+                <w:i w:val="false"/>
+                <w:iCs w:val="false"/>
+                <w:strike w:val="false"/>
+                <w:dstrike w:val="false"/>
+                <w:outline w:val="false"/>
+                <w:shadow w:val="false"/>
+                <w:color w:val="auto"/>
+                <w:sz w:val="24"/>
+                <w:szCs w:val="24"/>
+                <w:u w:val="none"/>
+              </w:rPr>
+            </w:pPr>
+            <w:r>
+              <w:rPr>
+                <w:b w:val="false"/>
+                <w:bCs w:val="false"/>
+                <w:i w:val="false"/>
+                <w:iCs w:val="false"/>
+                <w:strike w:val="false"/>
+                <w:dstrike w:val="false"/>
+                <w:outline w:val="false"/>
+                <w:shadow w:val="false"/>
+                <w:color w:val="auto"/>
+                <w:sz w:val="24"/>
+                <w:szCs w:val="24"/>
+                <w:u w:val="none"/>
+              </w:rPr>
+            </w:r>
+          </w:p>
+        </w:tc>
+        <w:tc>
+          <w:tcPr>
+            <w:tcW w:w="1833" w:type="dxa"/>
+            <w:tcBorders>
+              <w:top w:val="single" w:sz="4" w:space="0" w:color="000000"/>
+              <w:start w:val="single" w:sz="4" w:space="0" w:color="000000"/>
+              <w:bottom w:val="single" w:sz="4" w:space="0" w:color="000000"/>
+            </w:tcBorders>
+          </w:tcPr>
+          <w:p>
+            <w:pPr>
+              <w:pStyle w:val="TableContents"/>
+              <w:bidi w:val="0"/>
+              <w:jc w:val="start"/>
+              <w:rPr>
+                <w:rFonts w:ascii="FreeSerif" w:hAnsi="FreeSerif"/>
+                <w:b w:val="false"/>
+                <w:bCs w:val="false"/>
+                <w:i w:val="false"/>
+                <w:iCs w:val="false"/>
+                <w:strike w:val="false"/>
+                <w:dstrike w:val="false"/>
+                <w:outline w:val="false"/>
+                <w:shadow w:val="false"/>
+                <w:color w:val="auto"/>
+                <w:sz w:val="24"/>
+                <w:szCs w:val="24"/>
+                <w:u w:val="none"/>
+              </w:rPr>
+            </w:pPr>
+            <w:r>
+              <w:rPr>
+                <w:b w:val="false"/>
+                <w:bCs w:val="false"/>
+                <w:i w:val="false"/>
+                <w:iCs w:val="false"/>
+                <w:strike w:val="false"/>
+                <w:dstrike w:val="false"/>
+                <w:outline w:val="false"/>
+                <w:shadow w:val="false"/>
+                <w:color w:val="auto"/>
+                <w:sz w:val="24"/>
+                <w:szCs w:val="24"/>
+                <w:u w:val="none"/>
+              </w:rPr>
+            </w:r>
+          </w:p>
+        </w:tc>
+        <w:tc>
+          <w:tcPr>
+            <w:tcW w:w="2384" w:type="dxa"/>
+            <w:tcBorders>
+              <w:top w:val="single" w:sz="4" w:space="0" w:color="000000"/>
+              <w:start w:val="single" w:sz="4" w:space="0" w:color="000000"/>
+              <w:bottom w:val="single" w:sz="4" w:space="0" w:color="000000"/>
+            </w:tcBorders>
+          </w:tcPr>
+          <w:p>
+            <w:pPr>
+              <w:pStyle w:val="TableContents"/>
+              <w:bidi w:val="0"/>
+              <w:jc w:val="start"/>
+              <w:rPr>
+                <w:rFonts w:ascii="FreeSerif" w:hAnsi="FreeSerif"/>
+                <w:b w:val="false"/>
+                <w:bCs w:val="false"/>
+                <w:i w:val="false"/>
+                <w:iCs w:val="false"/>
+                <w:strike w:val="false"/>
+                <w:dstrike w:val="false"/>
+                <w:outline w:val="false"/>
+                <w:shadow w:val="false"/>
+                <w:color w:val="auto"/>
+                <w:sz w:val="24"/>
+                <w:szCs w:val="24"/>
+                <w:u w:val="none"/>
+              </w:rPr>
+            </w:pPr>
+            <w:r>
+              <w:rPr>
+                <w:b w:val="false"/>
+                <w:bCs w:val="false"/>
+                <w:i w:val="false"/>
+                <w:iCs w:val="false"/>
+                <w:strike w:val="false"/>
+                <w:dstrike w:val="false"/>
+                <w:outline w:val="false"/>
+                <w:shadow w:val="false"/>
+                <w:color w:val="auto"/>
+                <w:sz w:val="24"/>
+                <w:szCs w:val="24"/>
+                <w:u w:val="none"/>
+              </w:rPr>
+              <w:t>TOTAL A PAGAR:</w:t>
+            </w:r>
+          </w:p>
+        </w:tc>
+        <w:tc>
+          <w:tcPr>
+            <w:tcW w:w="1921" w:type="dxa"/>
+            <w:tcBorders>
+              <w:top w:val="single" w:sz="4" w:space="0" w:color="000000"/>
+              <w:start w:val="single" w:sz="4" w:space="0" w:color="000000"/>
+              <w:bottom w:val="single" w:sz="4" w:space="0" w:color="000000"/>
+              <w:end w:val="single" w:sz="4" w:space="0" w:color="000000"/>
+            </w:tcBorders>
+          </w:tcPr>
+          <w:p>
+            <w:pPr>
+              <w:pStyle w:val="TableContents"/>
+              <w:bidi w:val="0"/>
+              <w:jc w:val="start"/>
+              <w:rPr>
+                <w:rFonts w:ascii="FreeSerif" w:hAnsi="FreeSerif"/>
+                <w:b w:val="false"/>
+                <w:bCs w:val="false"/>
+                <w:i w:val="false"/>
+                <w:iCs w:val="false"/>
+                <w:strike w:val="false"/>
+                <w:dstrike w:val="false"/>
+                <w:outline w:val="false"/>
+                <w:shadow w:val="false"/>
+                <w:color w:val="auto"/>
+                <w:sz w:val="24"/>
+                <w:szCs w:val="24"/>
+                <w:u w:val="none"/>
+              </w:rPr>
+            </w:pPr>
+            <w:r>
+              <w:rPr>
+                <w:b w:val="false"/>
+                <w:bCs w:val="false"/>
+                <w:i w:val="false"/>
+                <w:iCs w:val="false"/>
+                <w:strike w:val="false"/>
+                <w:dstrike w:val="false"/>
+                <w:outline w:val="false"/>
+                <w:shadow w:val="false"/>
+                <w:color w:val="auto"/>
+                <w:sz w:val="24"/>
+                <w:szCs w:val="24"/>
+                <w:u w:val="none"/>
+              </w:rPr>
+              <w:t>{d.total_pagar}</w:t>
+            </w:r>
+          </w:p>
+        </w:tc>
+      </w:tr>
+    </w:tbl>
+    <w:p>
+      <w:pPr>
+        <w:pStyle w:val="Normal"/>
+        <w:bidi w:val="0"/>
         <w:rPr/>
       </w:pPr>
       <w:r>
@@ -112,6 +2631,51 @@
       <w:suppressLineNumbers/>
     </w:pPr>
     <w:rPr/>
+  </w:style>
+  <w:style w:type="paragraph" w:styleId="TableContents">
+    <w:name w:val="Table Contents"/>
+    <w:basedOn w:val="Normal"/>
+    <w:qFormat/>
+    <w:pPr>
+      <w:widowControl w:val="false"/>
+      <w:suppressLineNumbers/>
+    </w:pPr>
+    <w:rPr/>
+  </w:style>
+  <w:style w:type="paragraph" w:styleId="HeaderandFooter">
+    <w:name w:val="Header and Footer"/>
+    <w:basedOn w:val="Normal"/>
+    <w:qFormat/>
+    <w:pPr>
+      <w:suppressLineNumbers/>
+      <w:tabs>
+        <w:tab w:val="clear" w:pos="709"/>
+        <w:tab w:val="center" w:pos="4819" w:leader="none"/>
+        <w:tab w:val="right" w:pos="9638" w:leader="none"/>
+      </w:tabs>
+    </w:pPr>
+    <w:rPr/>
+  </w:style>
+  <w:style w:type="paragraph" w:styleId="Header">
+    <w:name w:val="header"/>
+    <w:basedOn w:val="HeaderandFooter"/>
+    <w:pPr>
+      <w:suppressLineNumbers/>
+    </w:pPr>
+    <w:rPr/>
+  </w:style>
+  <w:style w:type="paragraph" w:styleId="TableHeading">
+    <w:name w:val="Table Heading"/>
+    <w:basedOn w:val="TableContents"/>
+    <w:qFormat/>
+    <w:pPr>
+      <w:suppressLineNumbers/>
+      <w:jc w:val="center"/>
+    </w:pPr>
+    <w:rPr>
+      <w:b/>
+      <w:bCs/>
+    </w:rPr>
   </w:style>
 </w:styles>
 </file>
